--- a/live-fx/business/BUSINESSPLAN.tr.docx
+++ b/live-fx/business/BUSINESSPLAN.tr.docx
@@ -90,7 +90,7 @@
           <w:sz w:val="22"/>
           <w:szCs w:val="22"/>
         </w:rPr>
-        <w:t xml:space="preserve">Kurucu: [İsim] · İletişim: [E-posta] · [Şehir]</w:t>
+        <w:t xml:space="preserve">Kurucu &amp; Mucit, Genel Müdür: Tuncay Sancak · Investor Relations: Gönül Demet · İletişim: [E-posta] · [Şehir]</w:t>
       </w:r>
     </w:p>
     <w:p>
@@ -491,7 +491,7 @@
             <w:sz w:val="22"/>
             <w:szCs w:val="22"/>
           </w:rPr>
-          <w:t xml:space="preserve">	14</w:t>
+          <w:t xml:space="preserve">	15</w:t>
         </w:r>
       </w:hyperlink>
     </w:p>
@@ -519,7 +519,7 @@
             <w:sz w:val="22"/>
             <w:szCs w:val="22"/>
           </w:rPr>
-          <w:t xml:space="preserve">	15</w:t>
+          <w:t xml:space="preserve">	16</w:t>
         </w:r>
       </w:hyperlink>
     </w:p>
@@ -547,7 +547,7 @@
             <w:sz w:val="22"/>
             <w:szCs w:val="22"/>
           </w:rPr>
-          <w:t xml:space="preserve">	16</w:t>
+          <w:t xml:space="preserve">	17</w:t>
         </w:r>
       </w:hyperlink>
     </w:p>
@@ -575,7 +575,7 @@
             <w:sz w:val="22"/>
             <w:szCs w:val="22"/>
           </w:rPr>
-          <w:t xml:space="preserve">	17</w:t>
+          <w:t xml:space="preserve">	19</w:t>
         </w:r>
       </w:hyperlink>
     </w:p>
@@ -603,7 +603,7 @@
             <w:sz w:val="22"/>
             <w:szCs w:val="22"/>
           </w:rPr>
-          <w:t xml:space="preserve">	21</w:t>
+          <w:t xml:space="preserve">	23</w:t>
         </w:r>
       </w:hyperlink>
     </w:p>
@@ -1207,7 +1207,25 @@
                 <w:sz w:val="18"/>
                 <w:szCs w:val="18"/>
               </w:rPr>
-              <w:t xml:space="preserve">Mobil geliştirici, platform ortaklıkları, pilot ortaklar; 18–24 ay için [250–350 bin €] tohum yatırım (tahmin) ya da daha yavaş büyümeyle kendi kaynaklarla ilerleme (bootstrapping).</w:t>
+              <w:t xml:space="preserve">LiveFX ve tüm projeleri (2.0 ürünü ve A–D vizyon hatları) için </w:t>
+            </w:r>
+            <w:r>
+              <w:rPr>
+                <w:rFonts w:ascii="Calibri" w:cs="Calibri" w:eastAsia="Calibri" w:hAnsi="Calibri"/>
+                <w:b/>
+                <w:bCs/>
+                <w:sz w:val="18"/>
+                <w:szCs w:val="18"/>
+              </w:rPr>
+              <w:t xml:space="preserve">500.000 € ön tohum (pre-seed) yatırım</w:t>
+            </w:r>
+            <w:r>
+              <w:rPr>
+                <w:rFonts w:ascii="Calibri" w:cs="Calibri" w:eastAsia="Calibri" w:hAnsi="Calibri"/>
+                <w:sz w:val="18"/>
+                <w:szCs w:val="18"/>
+              </w:rPr>
+              <w:t xml:space="preserve">, 24 aylık fon kullanımı (Öneri – lütfen onaylayın, bölüm 11.6); ayrıca mobil geliştirici, platform ortaklıkları, pilot ortaklar.</w:t>
             </w:r>
           </w:p>
         </w:tc>
@@ -1229,7 +1247,7 @@
           <w:sz w:val="21"/>
           <w:szCs w:val="21"/>
         </w:rPr>
-        <w:t xml:space="preserve">Talebimiz: Bir platformla (TikTok LIVE Studio, Instagram Live Producer, YouTube Live) ya da bir içerik üreticisi aracı sağlayıcısıyla pilot ortaklık – alternatif olarak teknoloji ve ekibin devralınması.</w:t>
+        <w:t xml:space="preserve">Talebimiz: 500.000 € ön tohum yatırım (bölüm 11.6) ve bir platformla (TikTok LIVE Studio, Instagram Live Producer, YouTube Live) ya da bir içerik üreticisi aracı sağlayıcısıyla pilot ortaklık – alternatif olarak teknoloji ve ekibin devralınması.</w:t>
       </w:r>
     </w:p>
     <w:p>
@@ -18754,7 +18772,7 @@
           <w:sz w:val="21"/>
           <w:szCs w:val="21"/>
         </w:rPr>
-        <w:t xml:space="preserve">Finansman ihtiyacı (tahmin):</w:t>
+        <w:t xml:space="preserve">Finansman ihtiyacı:</w:t>
       </w:r>
       <w:r>
         <w:rPr>
@@ -18762,7 +18780,7 @@
           <w:sz w:val="21"/>
           <w:szCs w:val="21"/>
         </w:rPr>
-        <w:t xml:space="preserve"> 18–24 ay için 250–350 bin € tohum yatırım, temel senaryoyu tampon dahil 3. yıldaki başa baş noktasına kadar karşılıyor. Alternatif: bootstrapping – Pro aboneliği ve paketler yarı zamanlı bir geliştiriciyi finanse ediyor, büyüme buna göre yavaşlıyor (yaklaşık temkinli senaryo). Destek programları (EXIST, girişim bursları, medya/eğitim teknolojisi destekleri) paralel olarak inceleniyor.</w:t>
+        <w:t xml:space="preserve"> LiveFX ve tüm projeleri için 500.000 € ön tohum yatırım; fon kullanımı, likidite ve nakit ömrü 11.6 bölümünde.</w:t>
       </w:r>
     </w:p>
     <w:p>
@@ -20900,7 +20918,2163 @@
           <w:sz w:val="21"/>
           <w:szCs w:val="21"/>
         </w:rPr>
-        <w:t xml:space="preserve">; bunlar zaten B2B satırında (0 / 50 / 150 bin €) yer alıyor. Vizyon bunların olasılığını artırıyor ama ikiye katlamıyor. XR ve gözlük 0 € olarak hesaplandı. Finansman ihtiyacı (250–350 bin €) değişmiyor, çünkü vizyon ancak 2. yıldan itibaren kayda değer maliyet doğuruyor ve bunu ek gelirlerden karşılıyor.</w:t>
+        <w:t xml:space="preserve">; bunlar zaten B2B satırında (0 / 50 / 150 bin €) yer alıyor. Vizyon bunların olasılığını artırıyor ama ikiye katlamıyor. XR ve gözlük 0 € olarak hesaplandı. 500.000 €'luk finansman ihtiyacı vizyon hatlarını zaten kapsıyor: fonların ~%20'si (100 bin €) onları prototipten ürüne taşıyor, önce Kelime-Resim/dil öğrenme ve hikâye motoru (bölüm 11.6).</w:t>
+      </w:r>
+    </w:p>
+    <w:p>
+      <w:pPr>
+        <w:pStyle w:val="Heading2"/>
+        <w:keepNext/>
+        <w:keepLines/>
+      </w:pPr>
+      <w:r>
+        <w:t xml:space="preserve">11.6 Finansman: 500.000 € ön tohum (pre-seed)</w:t>
+      </w:r>
+    </w:p>
+    <w:p>
+      <w:pPr>
+        <w:spacing w:after="140" w:line="288"/>
+        <w:jc w:val="both"/>
+      </w:pPr>
+      <w:r>
+        <w:rPr>
+          <w:rFonts w:ascii="Calibri" w:cs="Calibri" w:eastAsia="Calibri" w:hAnsi="Calibri"/>
+          <w:b/>
+          <w:bCs/>
+          <w:sz w:val="21"/>
+          <w:szCs w:val="21"/>
+        </w:rPr>
+        <w:t xml:space="preserve">İhtiyaç:</w:t>
+      </w:r>
+      <w:r>
+        <w:rPr>
+          <w:rFonts w:ascii="Calibri" w:cs="Calibri" w:eastAsia="Calibri" w:hAnsi="Calibri"/>
+          <w:sz w:val="21"/>
+          <w:szCs w:val="21"/>
+        </w:rPr>
+        <w:t xml:space="preserve"> LiveFX ve tüm projeleri için </w:t>
+      </w:r>
+      <w:r>
+        <w:rPr>
+          <w:rFonts w:ascii="Calibri" w:cs="Calibri" w:eastAsia="Calibri" w:hAnsi="Calibri"/>
+          <w:b/>
+          <w:bCs/>
+          <w:sz w:val="21"/>
+          <w:szCs w:val="21"/>
+        </w:rPr>
+        <w:t xml:space="preserve">500.000 € ön tohum (pre-seed) yatırım</w:t>
+      </w:r>
+      <w:r>
+        <w:rPr>
+          <w:rFonts w:ascii="Calibri" w:cs="Calibri" w:eastAsia="Calibri" w:hAnsi="Calibri"/>
+          <w:sz w:val="21"/>
+          <w:szCs w:val="21"/>
+        </w:rPr>
+        <w:t xml:space="preserve"> – 2.0 ürünü ve A–D vizyon hatları (Anlatı Filmi, Kelime-Resim, Mekânlar, Studio). Fonların kullanımı 24 ay için planlanıyor (Y1–Y2, 2027–2028). 11.2–11.5'teki gelir ve gider senaryoları değişmiyor.</w:t>
+      </w:r>
+    </w:p>
+    <w:p>
+      <w:pPr>
+        <w:spacing w:after="140" w:line="288"/>
+        <w:jc w:val="both"/>
+      </w:pPr>
+      <w:r>
+        <w:rPr>
+          <w:rFonts w:ascii="Calibri" w:cs="Calibri" w:eastAsia="Calibri" w:hAnsi="Calibri"/>
+          <w:b/>
+          <w:bCs/>
+          <w:sz w:val="21"/>
+          <w:szCs w:val="21"/>
+        </w:rPr>
+        <w:t xml:space="preserve">24 ay boyunca fon kullanımı – Öneri – lütfen onaylayın</w:t>
+      </w:r>
+    </w:p>
+    <w:tbl>
+      <w:tblPr>
+        <w:tblW w:type="dxa" w:w="9638"/>
+        <w:tblBorders>
+          <w:top w:val="single" w:color="auto" w:sz="4"/>
+          <w:left w:val="single" w:color="auto" w:sz="4"/>
+          <w:bottom w:val="single" w:color="auto" w:sz="4"/>
+          <w:right w:val="single" w:color="auto" w:sz="4"/>
+          <w:insideH w:val="single" w:color="auto" w:sz="4"/>
+          <w:insideV w:val="single" w:color="auto" w:sz="4"/>
+        </w:tblBorders>
+      </w:tblPr>
+      <w:tblGrid>
+        <w:gridCol w:w="4592"/>
+        <w:gridCol w:w="739"/>
+        <w:gridCol w:w="1387"/>
+        <w:gridCol w:w="2920"/>
+      </w:tblGrid>
+      <w:tr>
+        <w:trPr>
+          <w:cantSplit/>
+          <w:tblHeader/>
+        </w:trPr>
+        <w:tc>
+          <w:tcPr>
+            <w:tcW w:type="dxa" w:w="4592"/>
+            <w:tcBorders>
+              <w:top w:val="single" w:color="C8C8D0" w:sz="4"/>
+              <w:left w:val="single" w:color="C8C8D0" w:sz="4"/>
+              <w:bottom w:val="single" w:color="C8C8D0" w:sz="4"/>
+              <w:right w:val="single" w:color="C8C8D0" w:sz="4"/>
+            </w:tcBorders>
+            <w:shd w:fill="FCE4EE" w:color="auto" w:val="clear"/>
+            <w:tcMar>
+              <w:top w:type="dxa" w:w="50"/>
+              <w:left w:type="dxa" w:w="90"/>
+              <w:bottom w:type="dxa" w:w="50"/>
+              <w:right w:type="dxa" w:w="90"/>
+            </w:tcMar>
+            <w:vAlign w:val="center"/>
+          </w:tcPr>
+          <w:p>
+            <w:pPr>
+              <w:spacing w:after="20" w:before="20" w:line="252"/>
+              <w:jc w:val="left"/>
+            </w:pPr>
+            <w:r>
+              <w:rPr>
+                <w:rFonts w:ascii="Calibri" w:cs="Calibri" w:eastAsia="Calibri" w:hAnsi="Calibri"/>
+                <w:b/>
+                <w:bCs/>
+                <w:color w:val="0F1115"/>
+                <w:sz w:val="18"/>
+                <w:szCs w:val="18"/>
+              </w:rPr>
+              <w:t xml:space="preserve">Alan</w:t>
+            </w:r>
+          </w:p>
+        </w:tc>
+        <w:tc>
+          <w:tcPr>
+            <w:tcW w:type="dxa" w:w="739"/>
+            <w:tcBorders>
+              <w:top w:val="single" w:color="C8C8D0" w:sz="4"/>
+              <w:left w:val="single" w:color="C8C8D0" w:sz="4"/>
+              <w:bottom w:val="single" w:color="C8C8D0" w:sz="4"/>
+              <w:right w:val="single" w:color="C8C8D0" w:sz="4"/>
+            </w:tcBorders>
+            <w:shd w:fill="FCE4EE" w:color="auto" w:val="clear"/>
+            <w:tcMar>
+              <w:top w:type="dxa" w:w="50"/>
+              <w:left w:type="dxa" w:w="90"/>
+              <w:bottom w:type="dxa" w:w="50"/>
+              <w:right w:type="dxa" w:w="90"/>
+            </w:tcMar>
+            <w:vAlign w:val="center"/>
+          </w:tcPr>
+          <w:p>
+            <w:pPr>
+              <w:spacing w:after="20" w:before="20" w:line="252"/>
+              <w:jc w:val="left"/>
+            </w:pPr>
+            <w:r>
+              <w:rPr>
+                <w:rFonts w:ascii="Calibri" w:cs="Calibri" w:eastAsia="Calibri" w:hAnsi="Calibri"/>
+                <w:b/>
+                <w:bCs/>
+                <w:color w:val="0F1115"/>
+                <w:sz w:val="18"/>
+                <w:szCs w:val="18"/>
+              </w:rPr>
+              <w:t xml:space="preserve">Pay</w:t>
+            </w:r>
+          </w:p>
+        </w:tc>
+        <w:tc>
+          <w:tcPr>
+            <w:tcW w:type="dxa" w:w="1387"/>
+            <w:tcBorders>
+              <w:top w:val="single" w:color="C8C8D0" w:sz="4"/>
+              <w:left w:val="single" w:color="C8C8D0" w:sz="4"/>
+              <w:bottom w:val="single" w:color="C8C8D0" w:sz="4"/>
+              <w:right w:val="single" w:color="C8C8D0" w:sz="4"/>
+            </w:tcBorders>
+            <w:shd w:fill="FCE4EE" w:color="auto" w:val="clear"/>
+            <w:tcMar>
+              <w:top w:type="dxa" w:w="50"/>
+              <w:left w:type="dxa" w:w="90"/>
+              <w:bottom w:type="dxa" w:w="50"/>
+              <w:right w:type="dxa" w:w="90"/>
+            </w:tcMar>
+            <w:vAlign w:val="center"/>
+          </w:tcPr>
+          <w:p>
+            <w:pPr>
+              <w:spacing w:after="20" w:before="20" w:line="252"/>
+              <w:jc w:val="left"/>
+            </w:pPr>
+            <w:r>
+              <w:rPr>
+                <w:rFonts w:ascii="Calibri" w:cs="Calibri" w:eastAsia="Calibri" w:hAnsi="Calibri"/>
+                <w:b/>
+                <w:bCs/>
+                <w:color w:val="0F1115"/>
+                <w:sz w:val="18"/>
+                <w:szCs w:val="18"/>
+              </w:rPr>
+              <w:t xml:space="preserve">Tutar</w:t>
+            </w:r>
+          </w:p>
+        </w:tc>
+        <w:tc>
+          <w:tcPr>
+            <w:tcW w:type="dxa" w:w="2920"/>
+            <w:tcBorders>
+              <w:top w:val="single" w:color="C8C8D0" w:sz="4"/>
+              <w:left w:val="single" w:color="C8C8D0" w:sz="4"/>
+              <w:bottom w:val="single" w:color="C8C8D0" w:sz="4"/>
+              <w:right w:val="single" w:color="C8C8D0" w:sz="4"/>
+            </w:tcBorders>
+            <w:shd w:fill="FCE4EE" w:color="auto" w:val="clear"/>
+            <w:tcMar>
+              <w:top w:type="dxa" w:w="50"/>
+              <w:left w:type="dxa" w:w="90"/>
+              <w:bottom w:type="dxa" w:w="50"/>
+              <w:right w:type="dxa" w:w="90"/>
+            </w:tcMar>
+            <w:vAlign w:val="center"/>
+          </w:tcPr>
+          <w:p>
+            <w:pPr>
+              <w:spacing w:after="20" w:before="20" w:line="252"/>
+              <w:jc w:val="left"/>
+            </w:pPr>
+            <w:r>
+              <w:rPr>
+                <w:rFonts w:ascii="Calibri" w:cs="Calibri" w:eastAsia="Calibri" w:hAnsi="Calibri"/>
+                <w:b/>
+                <w:bCs/>
+                <w:color w:val="0F1115"/>
+                <w:sz w:val="18"/>
+                <w:szCs w:val="18"/>
+              </w:rPr>
+              <w:t xml:space="preserve">Finansal plandaki karşılığı (Y1 + Y2, bin €)</w:t>
+            </w:r>
+          </w:p>
+        </w:tc>
+      </w:tr>
+      <w:tr>
+        <w:trPr>
+          <w:cantSplit/>
+          <w:tblHeader w:val="off"/>
+        </w:trPr>
+        <w:tc>
+          <w:tcPr>
+            <w:tcW w:type="dxa" w:w="4592"/>
+            <w:tcBorders>
+              <w:top w:val="single" w:color="C8C8D0" w:sz="4"/>
+              <w:left w:val="single" w:color="C8C8D0" w:sz="4"/>
+              <w:bottom w:val="single" w:color="C8C8D0" w:sz="4"/>
+              <w:right w:val="single" w:color="C8C8D0" w:sz="4"/>
+            </w:tcBorders>
+            <w:tcMar>
+              <w:top w:type="dxa" w:w="50"/>
+              <w:left w:type="dxa" w:w="90"/>
+              <w:bottom w:type="dxa" w:w="50"/>
+              <w:right w:type="dxa" w:w="90"/>
+            </w:tcMar>
+            <w:vAlign w:val="center"/>
+          </w:tcPr>
+          <w:p>
+            <w:pPr>
+              <w:spacing w:after="20" w:before="20" w:line="252"/>
+              <w:jc w:val="left"/>
+            </w:pPr>
+            <w:r>
+              <w:rPr>
+                <w:rFonts w:ascii="Calibri" w:cs="Calibri" w:eastAsia="Calibri" w:hAnsi="Calibri"/>
+                <w:sz w:val="18"/>
+                <w:szCs w:val="18"/>
+              </w:rPr>
+              <w:t xml:space="preserve">Ürün ve mühendislik ekibi</w:t>
+            </w:r>
+          </w:p>
+        </w:tc>
+        <w:tc>
+          <w:tcPr>
+            <w:tcW w:type="dxa" w:w="739"/>
+            <w:tcBorders>
+              <w:top w:val="single" w:color="C8C8D0" w:sz="4"/>
+              <w:left w:val="single" w:color="C8C8D0" w:sz="4"/>
+              <w:bottom w:val="single" w:color="C8C8D0" w:sz="4"/>
+              <w:right w:val="single" w:color="C8C8D0" w:sz="4"/>
+            </w:tcBorders>
+            <w:tcMar>
+              <w:top w:type="dxa" w:w="50"/>
+              <w:left w:type="dxa" w:w="90"/>
+              <w:bottom w:type="dxa" w:w="50"/>
+              <w:right w:type="dxa" w:w="90"/>
+            </w:tcMar>
+            <w:vAlign w:val="center"/>
+          </w:tcPr>
+          <w:p>
+            <w:pPr>
+              <w:spacing w:after="20" w:before="20" w:line="252"/>
+              <w:jc w:val="left"/>
+            </w:pPr>
+            <w:r>
+              <w:rPr>
+                <w:rFonts w:ascii="Calibri" w:cs="Calibri" w:eastAsia="Calibri" w:hAnsi="Calibri"/>
+                <w:sz w:val="18"/>
+                <w:szCs w:val="18"/>
+              </w:rPr>
+              <w:t xml:space="preserve">~%50</w:t>
+            </w:r>
+          </w:p>
+        </w:tc>
+        <w:tc>
+          <w:tcPr>
+            <w:tcW w:type="dxa" w:w="1387"/>
+            <w:tcBorders>
+              <w:top w:val="single" w:color="C8C8D0" w:sz="4"/>
+              <w:left w:val="single" w:color="C8C8D0" w:sz="4"/>
+              <w:bottom w:val="single" w:color="C8C8D0" w:sz="4"/>
+              <w:right w:val="single" w:color="C8C8D0" w:sz="4"/>
+            </w:tcBorders>
+            <w:tcMar>
+              <w:top w:type="dxa" w:w="50"/>
+              <w:left w:type="dxa" w:w="90"/>
+              <w:bottom w:type="dxa" w:w="50"/>
+              <w:right w:type="dxa" w:w="90"/>
+            </w:tcMar>
+            <w:vAlign w:val="center"/>
+          </w:tcPr>
+          <w:p>
+            <w:pPr>
+              <w:spacing w:after="20" w:before="20" w:line="252"/>
+              <w:jc w:val="right"/>
+            </w:pPr>
+            <w:r>
+              <w:rPr>
+                <w:rFonts w:ascii="Calibri" w:cs="Calibri" w:eastAsia="Calibri" w:hAnsi="Calibri"/>
+                <w:sz w:val="18"/>
+                <w:szCs w:val="18"/>
+              </w:rPr>
+              <w:t xml:space="preserve">250.000 €</w:t>
+            </w:r>
+          </w:p>
+        </w:tc>
+        <w:tc>
+          <w:tcPr>
+            <w:tcW w:type="dxa" w:w="2920"/>
+            <w:tcBorders>
+              <w:top w:val="single" w:color="C8C8D0" w:sz="4"/>
+              <w:left w:val="single" w:color="C8C8D0" w:sz="4"/>
+              <w:bottom w:val="single" w:color="C8C8D0" w:sz="4"/>
+              <w:right w:val="single" w:color="C8C8D0" w:sz="4"/>
+            </w:tcBorders>
+            <w:tcMar>
+              <w:top w:type="dxa" w:w="50"/>
+              <w:left w:type="dxa" w:w="90"/>
+              <w:bottom w:type="dxa" w:w="50"/>
+              <w:right w:type="dxa" w:w="90"/>
+            </w:tcMar>
+            <w:vAlign w:val="center"/>
+          </w:tcPr>
+          <w:p>
+            <w:pPr>
+              <w:spacing w:after="20" w:before="20" w:line="252"/>
+              <w:jc w:val="left"/>
+            </w:pPr>
+            <w:r>
+              <w:rPr>
+                <w:rFonts w:ascii="Calibri" w:cs="Calibri" w:eastAsia="Calibri" w:hAnsi="Calibri"/>
+                <w:sz w:val="18"/>
+                <w:szCs w:val="18"/>
+              </w:rPr>
+              <w:t xml:space="preserve">Kurucu maaşı dahil personel 373 (11.3)</w:t>
+            </w:r>
+          </w:p>
+        </w:tc>
+      </w:tr>
+      <w:tr>
+        <w:trPr>
+          <w:cantSplit/>
+          <w:tblHeader w:val="off"/>
+        </w:trPr>
+        <w:tc>
+          <w:tcPr>
+            <w:tcW w:type="dxa" w:w="4592"/>
+            <w:tcBorders>
+              <w:top w:val="single" w:color="C8C8D0" w:sz="4"/>
+              <w:left w:val="single" w:color="C8C8D0" w:sz="4"/>
+              <w:bottom w:val="single" w:color="C8C8D0" w:sz="4"/>
+              <w:right w:val="single" w:color="C8C8D0" w:sz="4"/>
+            </w:tcBorders>
+            <w:shd w:fill="F7F7FA" w:color="auto" w:val="clear"/>
+            <w:tcMar>
+              <w:top w:type="dxa" w:w="50"/>
+              <w:left w:type="dxa" w:w="90"/>
+              <w:bottom w:type="dxa" w:w="50"/>
+              <w:right w:type="dxa" w:w="90"/>
+            </w:tcMar>
+            <w:vAlign w:val="center"/>
+          </w:tcPr>
+          <w:p>
+            <w:pPr>
+              <w:spacing w:after="20" w:before="20" w:line="252"/>
+              <w:jc w:val="left"/>
+            </w:pPr>
+            <w:r>
+              <w:rPr>
+                <w:rFonts w:ascii="Calibri" w:cs="Calibri" w:eastAsia="Calibri" w:hAnsi="Calibri"/>
+                <w:sz w:val="18"/>
+                <w:szCs w:val="18"/>
+              </w:rPr>
+              <w:t xml:space="preserve">Vizyon hatlarının prototipten ürüne taşınması – önce Kelime-Resim/dil öğrenme ve hikâye motoru (Anlatı Filmi)</w:t>
+            </w:r>
+          </w:p>
+        </w:tc>
+        <w:tc>
+          <w:tcPr>
+            <w:tcW w:type="dxa" w:w="739"/>
+            <w:tcBorders>
+              <w:top w:val="single" w:color="C8C8D0" w:sz="4"/>
+              <w:left w:val="single" w:color="C8C8D0" w:sz="4"/>
+              <w:bottom w:val="single" w:color="C8C8D0" w:sz="4"/>
+              <w:right w:val="single" w:color="C8C8D0" w:sz="4"/>
+            </w:tcBorders>
+            <w:shd w:fill="F7F7FA" w:color="auto" w:val="clear"/>
+            <w:tcMar>
+              <w:top w:type="dxa" w:w="50"/>
+              <w:left w:type="dxa" w:w="90"/>
+              <w:bottom w:type="dxa" w:w="50"/>
+              <w:right w:type="dxa" w:w="90"/>
+            </w:tcMar>
+            <w:vAlign w:val="center"/>
+          </w:tcPr>
+          <w:p>
+            <w:pPr>
+              <w:spacing w:after="20" w:before="20" w:line="252"/>
+              <w:jc w:val="left"/>
+            </w:pPr>
+            <w:r>
+              <w:rPr>
+                <w:rFonts w:ascii="Calibri" w:cs="Calibri" w:eastAsia="Calibri" w:hAnsi="Calibri"/>
+                <w:sz w:val="18"/>
+                <w:szCs w:val="18"/>
+              </w:rPr>
+              <w:t xml:space="preserve">~%20</w:t>
+            </w:r>
+          </w:p>
+        </w:tc>
+        <w:tc>
+          <w:tcPr>
+            <w:tcW w:type="dxa" w:w="1387"/>
+            <w:tcBorders>
+              <w:top w:val="single" w:color="C8C8D0" w:sz="4"/>
+              <w:left w:val="single" w:color="C8C8D0" w:sz="4"/>
+              <w:bottom w:val="single" w:color="C8C8D0" w:sz="4"/>
+              <w:right w:val="single" w:color="C8C8D0" w:sz="4"/>
+            </w:tcBorders>
+            <w:shd w:fill="F7F7FA" w:color="auto" w:val="clear"/>
+            <w:tcMar>
+              <w:top w:type="dxa" w:w="50"/>
+              <w:left w:type="dxa" w:w="90"/>
+              <w:bottom w:type="dxa" w:w="50"/>
+              <w:right w:type="dxa" w:w="90"/>
+            </w:tcMar>
+            <w:vAlign w:val="center"/>
+          </w:tcPr>
+          <w:p>
+            <w:pPr>
+              <w:spacing w:after="20" w:before="20" w:line="252"/>
+              <w:jc w:val="right"/>
+            </w:pPr>
+            <w:r>
+              <w:rPr>
+                <w:rFonts w:ascii="Calibri" w:cs="Calibri" w:eastAsia="Calibri" w:hAnsi="Calibri"/>
+                <w:sz w:val="18"/>
+                <w:szCs w:val="18"/>
+              </w:rPr>
+              <w:t xml:space="preserve">100.000 €</w:t>
+            </w:r>
+          </w:p>
+        </w:tc>
+        <w:tc>
+          <w:tcPr>
+            <w:tcW w:type="dxa" w:w="2920"/>
+            <w:tcBorders>
+              <w:top w:val="single" w:color="C8C8D0" w:sz="4"/>
+              <w:left w:val="single" w:color="C8C8D0" w:sz="4"/>
+              <w:bottom w:val="single" w:color="C8C8D0" w:sz="4"/>
+              <w:right w:val="single" w:color="C8C8D0" w:sz="4"/>
+            </w:tcBorders>
+            <w:shd w:fill="F7F7FA" w:color="auto" w:val="clear"/>
+            <w:tcMar>
+              <w:top w:type="dxa" w:w="50"/>
+              <w:left w:type="dxa" w:w="90"/>
+              <w:bottom w:type="dxa" w:w="50"/>
+              <w:right w:type="dxa" w:w="90"/>
+            </w:tcMar>
+            <w:vAlign w:val="center"/>
+          </w:tcPr>
+          <w:p>
+            <w:pPr>
+              <w:spacing w:after="20" w:before="20" w:line="252"/>
+              <w:jc w:val="left"/>
+            </w:pPr>
+            <w:r>
+              <w:rPr>
+                <w:rFonts w:ascii="Calibri" w:cs="Calibri" w:eastAsia="Calibri" w:hAnsi="Calibri"/>
+                <w:sz w:val="18"/>
+                <w:szCs w:val="18"/>
+              </w:rPr>
+              <w:t xml:space="preserve">Vizyon ek giderleri 145 (11.5)</w:t>
+            </w:r>
+          </w:p>
+        </w:tc>
+      </w:tr>
+      <w:tr>
+        <w:trPr>
+          <w:cantSplit/>
+          <w:tblHeader w:val="off"/>
+        </w:trPr>
+        <w:tc>
+          <w:tcPr>
+            <w:tcW w:type="dxa" w:w="4592"/>
+            <w:tcBorders>
+              <w:top w:val="single" w:color="C8C8D0" w:sz="4"/>
+              <w:left w:val="single" w:color="C8C8D0" w:sz="4"/>
+              <w:bottom w:val="single" w:color="C8C8D0" w:sz="4"/>
+              <w:right w:val="single" w:color="C8C8D0" w:sz="4"/>
+            </w:tcBorders>
+            <w:tcMar>
+              <w:top w:type="dxa" w:w="50"/>
+              <w:left w:type="dxa" w:w="90"/>
+              <w:bottom w:type="dxa" w:w="50"/>
+              <w:right w:type="dxa" w:w="90"/>
+            </w:tcMar>
+            <w:vAlign w:val="center"/>
+          </w:tcPr>
+          <w:p>
+            <w:pPr>
+              <w:spacing w:after="20" w:before="20" w:line="252"/>
+              <w:jc w:val="left"/>
+            </w:pPr>
+            <w:r>
+              <w:rPr>
+                <w:rFonts w:ascii="Calibri" w:cs="Calibri" w:eastAsia="Calibri" w:hAnsi="Calibri"/>
+                <w:sz w:val="18"/>
+                <w:szCs w:val="18"/>
+              </w:rPr>
+              <w:t xml:space="preserve">Pazara giriş, içerik üreticisi ortaklık programı, pilotlar</w:t>
+            </w:r>
+          </w:p>
+        </w:tc>
+        <w:tc>
+          <w:tcPr>
+            <w:tcW w:type="dxa" w:w="739"/>
+            <w:tcBorders>
+              <w:top w:val="single" w:color="C8C8D0" w:sz="4"/>
+              <w:left w:val="single" w:color="C8C8D0" w:sz="4"/>
+              <w:bottom w:val="single" w:color="C8C8D0" w:sz="4"/>
+              <w:right w:val="single" w:color="C8C8D0" w:sz="4"/>
+            </w:tcBorders>
+            <w:tcMar>
+              <w:top w:type="dxa" w:w="50"/>
+              <w:left w:type="dxa" w:w="90"/>
+              <w:bottom w:type="dxa" w:w="50"/>
+              <w:right w:type="dxa" w:w="90"/>
+            </w:tcMar>
+            <w:vAlign w:val="center"/>
+          </w:tcPr>
+          <w:p>
+            <w:pPr>
+              <w:spacing w:after="20" w:before="20" w:line="252"/>
+              <w:jc w:val="left"/>
+            </w:pPr>
+            <w:r>
+              <w:rPr>
+                <w:rFonts w:ascii="Calibri" w:cs="Calibri" w:eastAsia="Calibri" w:hAnsi="Calibri"/>
+                <w:sz w:val="18"/>
+                <w:szCs w:val="18"/>
+              </w:rPr>
+              <w:t xml:space="preserve">~%15</w:t>
+            </w:r>
+          </w:p>
+        </w:tc>
+        <w:tc>
+          <w:tcPr>
+            <w:tcW w:type="dxa" w:w="1387"/>
+            <w:tcBorders>
+              <w:top w:val="single" w:color="C8C8D0" w:sz="4"/>
+              <w:left w:val="single" w:color="C8C8D0" w:sz="4"/>
+              <w:bottom w:val="single" w:color="C8C8D0" w:sz="4"/>
+              <w:right w:val="single" w:color="C8C8D0" w:sz="4"/>
+            </w:tcBorders>
+            <w:tcMar>
+              <w:top w:type="dxa" w:w="50"/>
+              <w:left w:type="dxa" w:w="90"/>
+              <w:bottom w:type="dxa" w:w="50"/>
+              <w:right w:type="dxa" w:w="90"/>
+            </w:tcMar>
+            <w:vAlign w:val="center"/>
+          </w:tcPr>
+          <w:p>
+            <w:pPr>
+              <w:spacing w:after="20" w:before="20" w:line="252"/>
+              <w:jc w:val="right"/>
+            </w:pPr>
+            <w:r>
+              <w:rPr>
+                <w:rFonts w:ascii="Calibri" w:cs="Calibri" w:eastAsia="Calibri" w:hAnsi="Calibri"/>
+                <w:sz w:val="18"/>
+                <w:szCs w:val="18"/>
+              </w:rPr>
+              <w:t xml:space="preserve">75.000 €</w:t>
+            </w:r>
+          </w:p>
+        </w:tc>
+        <w:tc>
+          <w:tcPr>
+            <w:tcW w:type="dxa" w:w="2920"/>
+            <w:tcBorders>
+              <w:top w:val="single" w:color="C8C8D0" w:sz="4"/>
+              <w:left w:val="single" w:color="C8C8D0" w:sz="4"/>
+              <w:bottom w:val="single" w:color="C8C8D0" w:sz="4"/>
+              <w:right w:val="single" w:color="C8C8D0" w:sz="4"/>
+            </w:tcBorders>
+            <w:tcMar>
+              <w:top w:type="dxa" w:w="50"/>
+              <w:left w:type="dxa" w:w="90"/>
+              <w:bottom w:type="dxa" w:w="50"/>
+              <w:right w:type="dxa" w:w="90"/>
+            </w:tcMar>
+            <w:vAlign w:val="center"/>
+          </w:tcPr>
+          <w:p>
+            <w:pPr>
+              <w:spacing w:after="20" w:before="20" w:line="252"/>
+              <w:jc w:val="left"/>
+            </w:pPr>
+            <w:r>
+              <w:rPr>
+                <w:rFonts w:ascii="Calibri" w:cs="Calibri" w:eastAsia="Calibri" w:hAnsi="Calibri"/>
+                <w:sz w:val="18"/>
+                <w:szCs w:val="18"/>
+              </w:rPr>
+              <w:t xml:space="preserve">Pazarlama, içerik üreticisi programı, etkinlikler 85 (11.3)</w:t>
+            </w:r>
+          </w:p>
+        </w:tc>
+      </w:tr>
+      <w:tr>
+        <w:trPr>
+          <w:cantSplit/>
+          <w:tblHeader w:val="off"/>
+        </w:trPr>
+        <w:tc>
+          <w:tcPr>
+            <w:tcW w:type="dxa" w:w="4592"/>
+            <w:tcBorders>
+              <w:top w:val="single" w:color="C8C8D0" w:sz="4"/>
+              <w:left w:val="single" w:color="C8C8D0" w:sz="4"/>
+              <w:bottom w:val="single" w:color="C8C8D0" w:sz="4"/>
+              <w:right w:val="single" w:color="C8C8D0" w:sz="4"/>
+            </w:tcBorders>
+            <w:shd w:fill="F7F7FA" w:color="auto" w:val="clear"/>
+            <w:tcMar>
+              <w:top w:type="dxa" w:w="50"/>
+              <w:left w:type="dxa" w:w="90"/>
+              <w:bottom w:type="dxa" w:w="50"/>
+              <w:right w:type="dxa" w:w="90"/>
+            </w:tcMar>
+            <w:vAlign w:val="center"/>
+          </w:tcPr>
+          <w:p>
+            <w:pPr>
+              <w:spacing w:after="20" w:before="20" w:line="252"/>
+              <w:jc w:val="left"/>
+            </w:pPr>
+            <w:r>
+              <w:rPr>
+                <w:rFonts w:ascii="Calibri" w:cs="Calibri" w:eastAsia="Calibri" w:hAnsi="Calibri"/>
+                <w:sz w:val="18"/>
+                <w:szCs w:val="18"/>
+              </w:rPr>
+              <w:t xml:space="preserve">Hukuk, marka, veri koruma</w:t>
+            </w:r>
+          </w:p>
+        </w:tc>
+        <w:tc>
+          <w:tcPr>
+            <w:tcW w:type="dxa" w:w="739"/>
+            <w:tcBorders>
+              <w:top w:val="single" w:color="C8C8D0" w:sz="4"/>
+              <w:left w:val="single" w:color="C8C8D0" w:sz="4"/>
+              <w:bottom w:val="single" w:color="C8C8D0" w:sz="4"/>
+              <w:right w:val="single" w:color="C8C8D0" w:sz="4"/>
+            </w:tcBorders>
+            <w:shd w:fill="F7F7FA" w:color="auto" w:val="clear"/>
+            <w:tcMar>
+              <w:top w:type="dxa" w:w="50"/>
+              <w:left w:type="dxa" w:w="90"/>
+              <w:bottom w:type="dxa" w:w="50"/>
+              <w:right w:type="dxa" w:w="90"/>
+            </w:tcMar>
+            <w:vAlign w:val="center"/>
+          </w:tcPr>
+          <w:p>
+            <w:pPr>
+              <w:spacing w:after="20" w:before="20" w:line="252"/>
+              <w:jc w:val="left"/>
+            </w:pPr>
+            <w:r>
+              <w:rPr>
+                <w:rFonts w:ascii="Calibri" w:cs="Calibri" w:eastAsia="Calibri" w:hAnsi="Calibri"/>
+                <w:sz w:val="18"/>
+                <w:szCs w:val="18"/>
+              </w:rPr>
+              <w:t xml:space="preserve">~%10</w:t>
+            </w:r>
+          </w:p>
+        </w:tc>
+        <w:tc>
+          <w:tcPr>
+            <w:tcW w:type="dxa" w:w="1387"/>
+            <w:tcBorders>
+              <w:top w:val="single" w:color="C8C8D0" w:sz="4"/>
+              <w:left w:val="single" w:color="C8C8D0" w:sz="4"/>
+              <w:bottom w:val="single" w:color="C8C8D0" w:sz="4"/>
+              <w:right w:val="single" w:color="C8C8D0" w:sz="4"/>
+            </w:tcBorders>
+            <w:shd w:fill="F7F7FA" w:color="auto" w:val="clear"/>
+            <w:tcMar>
+              <w:top w:type="dxa" w:w="50"/>
+              <w:left w:type="dxa" w:w="90"/>
+              <w:bottom w:type="dxa" w:w="50"/>
+              <w:right w:type="dxa" w:w="90"/>
+            </w:tcMar>
+            <w:vAlign w:val="center"/>
+          </w:tcPr>
+          <w:p>
+            <w:pPr>
+              <w:spacing w:after="20" w:before="20" w:line="252"/>
+              <w:jc w:val="right"/>
+            </w:pPr>
+            <w:r>
+              <w:rPr>
+                <w:rFonts w:ascii="Calibri" w:cs="Calibri" w:eastAsia="Calibri" w:hAnsi="Calibri"/>
+                <w:sz w:val="18"/>
+                <w:szCs w:val="18"/>
+              </w:rPr>
+              <w:t xml:space="preserve">50.000 €</w:t>
+            </w:r>
+          </w:p>
+        </w:tc>
+        <w:tc>
+          <w:tcPr>
+            <w:tcW w:type="dxa" w:w="2920"/>
+            <w:tcBorders>
+              <w:top w:val="single" w:color="C8C8D0" w:sz="4"/>
+              <w:left w:val="single" w:color="C8C8D0" w:sz="4"/>
+              <w:bottom w:val="single" w:color="C8C8D0" w:sz="4"/>
+              <w:right w:val="single" w:color="C8C8D0" w:sz="4"/>
+            </w:tcBorders>
+            <w:shd w:fill="F7F7FA" w:color="auto" w:val="clear"/>
+            <w:tcMar>
+              <w:top w:type="dxa" w:w="50"/>
+              <w:left w:type="dxa" w:w="90"/>
+              <w:bottom w:type="dxa" w:w="50"/>
+              <w:right w:type="dxa" w:w="90"/>
+            </w:tcMar>
+            <w:vAlign w:val="center"/>
+          </w:tcPr>
+          <w:p>
+            <w:pPr>
+              <w:spacing w:after="20" w:before="20" w:line="252"/>
+              <w:jc w:val="left"/>
+            </w:pPr>
+            <w:r>
+              <w:rPr>
+                <w:rFonts w:ascii="Calibri" w:cs="Calibri" w:eastAsia="Calibri" w:hAnsi="Calibri"/>
+                <w:sz w:val="18"/>
+                <w:szCs w:val="18"/>
+              </w:rPr>
+              <w:t xml:space="preserve">Hukuk, marka, vergi, yönetim 32 (11.3)</w:t>
+            </w:r>
+          </w:p>
+        </w:tc>
+      </w:tr>
+      <w:tr>
+        <w:trPr>
+          <w:cantSplit/>
+          <w:tblHeader w:val="off"/>
+        </w:trPr>
+        <w:tc>
+          <w:tcPr>
+            <w:tcW w:type="dxa" w:w="4592"/>
+            <w:tcBorders>
+              <w:top w:val="single" w:color="C8C8D0" w:sz="4"/>
+              <w:left w:val="single" w:color="C8C8D0" w:sz="4"/>
+              <w:bottom w:val="single" w:color="C8C8D0" w:sz="4"/>
+              <w:right w:val="single" w:color="C8C8D0" w:sz="4"/>
+            </w:tcBorders>
+            <w:tcMar>
+              <w:top w:type="dxa" w:w="50"/>
+              <w:left w:type="dxa" w:w="90"/>
+              <w:bottom w:type="dxa" w:w="50"/>
+              <w:right w:type="dxa" w:w="90"/>
+            </w:tcMar>
+            <w:vAlign w:val="center"/>
+          </w:tcPr>
+          <w:p>
+            <w:pPr>
+              <w:spacing w:after="20" w:before="20" w:line="252"/>
+              <w:jc w:val="left"/>
+            </w:pPr>
+            <w:r>
+              <w:rPr>
+                <w:rFonts w:ascii="Calibri" w:cs="Calibri" w:eastAsia="Calibri" w:hAnsi="Calibri"/>
+                <w:sz w:val="18"/>
+                <w:szCs w:val="18"/>
+              </w:rPr>
+              <w:t xml:space="preserve">Rezerv</w:t>
+            </w:r>
+          </w:p>
+        </w:tc>
+        <w:tc>
+          <w:tcPr>
+            <w:tcW w:type="dxa" w:w="739"/>
+            <w:tcBorders>
+              <w:top w:val="single" w:color="C8C8D0" w:sz="4"/>
+              <w:left w:val="single" w:color="C8C8D0" w:sz="4"/>
+              <w:bottom w:val="single" w:color="C8C8D0" w:sz="4"/>
+              <w:right w:val="single" w:color="C8C8D0" w:sz="4"/>
+            </w:tcBorders>
+            <w:tcMar>
+              <w:top w:type="dxa" w:w="50"/>
+              <w:left w:type="dxa" w:w="90"/>
+              <w:bottom w:type="dxa" w:w="50"/>
+              <w:right w:type="dxa" w:w="90"/>
+            </w:tcMar>
+            <w:vAlign w:val="center"/>
+          </w:tcPr>
+          <w:p>
+            <w:pPr>
+              <w:spacing w:after="20" w:before="20" w:line="252"/>
+              <w:jc w:val="left"/>
+            </w:pPr>
+            <w:r>
+              <w:rPr>
+                <w:rFonts w:ascii="Calibri" w:cs="Calibri" w:eastAsia="Calibri" w:hAnsi="Calibri"/>
+                <w:sz w:val="18"/>
+                <w:szCs w:val="18"/>
+              </w:rPr>
+              <w:t xml:space="preserve">~%5</w:t>
+            </w:r>
+          </w:p>
+        </w:tc>
+        <w:tc>
+          <w:tcPr>
+            <w:tcW w:type="dxa" w:w="1387"/>
+            <w:tcBorders>
+              <w:top w:val="single" w:color="C8C8D0" w:sz="4"/>
+              <w:left w:val="single" w:color="C8C8D0" w:sz="4"/>
+              <w:bottom w:val="single" w:color="C8C8D0" w:sz="4"/>
+              <w:right w:val="single" w:color="C8C8D0" w:sz="4"/>
+            </w:tcBorders>
+            <w:tcMar>
+              <w:top w:type="dxa" w:w="50"/>
+              <w:left w:type="dxa" w:w="90"/>
+              <w:bottom w:type="dxa" w:w="50"/>
+              <w:right w:type="dxa" w:w="90"/>
+            </w:tcMar>
+            <w:vAlign w:val="center"/>
+          </w:tcPr>
+          <w:p>
+            <w:pPr>
+              <w:spacing w:after="20" w:before="20" w:line="252"/>
+              <w:jc w:val="right"/>
+            </w:pPr>
+            <w:r>
+              <w:rPr>
+                <w:rFonts w:ascii="Calibri" w:cs="Calibri" w:eastAsia="Calibri" w:hAnsi="Calibri"/>
+                <w:sz w:val="18"/>
+                <w:szCs w:val="18"/>
+              </w:rPr>
+              <w:t xml:space="preserve">25.000 €</w:t>
+            </w:r>
+          </w:p>
+        </w:tc>
+        <w:tc>
+          <w:tcPr>
+            <w:tcW w:type="dxa" w:w="2920"/>
+            <w:tcBorders>
+              <w:top w:val="single" w:color="C8C8D0" w:sz="4"/>
+              <w:left w:val="single" w:color="C8C8D0" w:sz="4"/>
+              <w:bottom w:val="single" w:color="C8C8D0" w:sz="4"/>
+              <w:right w:val="single" w:color="C8C8D0" w:sz="4"/>
+            </w:tcBorders>
+            <w:tcMar>
+              <w:top w:type="dxa" w:w="50"/>
+              <w:left w:type="dxa" w:w="90"/>
+              <w:bottom w:type="dxa" w:w="50"/>
+              <w:right w:type="dxa" w:w="90"/>
+            </w:tcMar>
+            <w:vAlign w:val="center"/>
+          </w:tcPr>
+          <w:p>
+            <w:pPr>
+              <w:spacing w:after="20" w:before="20" w:line="252"/>
+              <w:jc w:val="left"/>
+            </w:pPr>
+            <w:r>
+              <w:rPr>
+                <w:rFonts w:ascii="Calibri" w:cs="Calibri" w:eastAsia="Calibri" w:hAnsi="Calibri"/>
+                <w:sz w:val="18"/>
+                <w:szCs w:val="18"/>
+              </w:rPr>
+              <w:t xml:space="preserve">–</w:t>
+            </w:r>
+          </w:p>
+        </w:tc>
+      </w:tr>
+      <w:tr>
+        <w:trPr>
+          <w:cantSplit/>
+          <w:tblHeader w:val="off"/>
+        </w:trPr>
+        <w:tc>
+          <w:tcPr>
+            <w:tcW w:type="dxa" w:w="4592"/>
+            <w:tcBorders>
+              <w:top w:val="single" w:color="C8C8D0" w:sz="4"/>
+              <w:left w:val="single" w:color="C8C8D0" w:sz="4"/>
+              <w:bottom w:val="single" w:color="C8C8D0" w:sz="4"/>
+              <w:right w:val="single" w:color="C8C8D0" w:sz="4"/>
+            </w:tcBorders>
+            <w:shd w:fill="F7F7FA" w:color="auto" w:val="clear"/>
+            <w:tcMar>
+              <w:top w:type="dxa" w:w="50"/>
+              <w:left w:type="dxa" w:w="90"/>
+              <w:bottom w:type="dxa" w:w="50"/>
+              <w:right w:type="dxa" w:w="90"/>
+            </w:tcMar>
+            <w:vAlign w:val="center"/>
+          </w:tcPr>
+          <w:p>
+            <w:pPr>
+              <w:spacing w:after="20" w:before="20" w:line="252"/>
+              <w:jc w:val="left"/>
+            </w:pPr>
+            <w:r>
+              <w:rPr>
+                <w:rFonts w:ascii="Calibri" w:cs="Calibri" w:eastAsia="Calibri" w:hAnsi="Calibri"/>
+                <w:b/>
+                <w:bCs/>
+                <w:sz w:val="18"/>
+                <w:szCs w:val="18"/>
+              </w:rPr>
+              <w:t xml:space="preserve">Toplam</w:t>
+            </w:r>
+          </w:p>
+        </w:tc>
+        <w:tc>
+          <w:tcPr>
+            <w:tcW w:type="dxa" w:w="739"/>
+            <w:tcBorders>
+              <w:top w:val="single" w:color="C8C8D0" w:sz="4"/>
+              <w:left w:val="single" w:color="C8C8D0" w:sz="4"/>
+              <w:bottom w:val="single" w:color="C8C8D0" w:sz="4"/>
+              <w:right w:val="single" w:color="C8C8D0" w:sz="4"/>
+            </w:tcBorders>
+            <w:shd w:fill="F7F7FA" w:color="auto" w:val="clear"/>
+            <w:tcMar>
+              <w:top w:type="dxa" w:w="50"/>
+              <w:left w:type="dxa" w:w="90"/>
+              <w:bottom w:type="dxa" w:w="50"/>
+              <w:right w:type="dxa" w:w="90"/>
+            </w:tcMar>
+            <w:vAlign w:val="center"/>
+          </w:tcPr>
+          <w:p>
+            <w:pPr>
+              <w:spacing w:after="20" w:before="20" w:line="252"/>
+              <w:jc w:val="left"/>
+            </w:pPr>
+            <w:r>
+              <w:rPr>
+                <w:rFonts w:ascii="Calibri" w:cs="Calibri" w:eastAsia="Calibri" w:hAnsi="Calibri"/>
+                <w:b/>
+                <w:bCs/>
+                <w:sz w:val="18"/>
+                <w:szCs w:val="18"/>
+              </w:rPr>
+              <w:t xml:space="preserve">%100</w:t>
+            </w:r>
+          </w:p>
+        </w:tc>
+        <w:tc>
+          <w:tcPr>
+            <w:tcW w:type="dxa" w:w="1387"/>
+            <w:tcBorders>
+              <w:top w:val="single" w:color="C8C8D0" w:sz="4"/>
+              <w:left w:val="single" w:color="C8C8D0" w:sz="4"/>
+              <w:bottom w:val="single" w:color="C8C8D0" w:sz="4"/>
+              <w:right w:val="single" w:color="C8C8D0" w:sz="4"/>
+            </w:tcBorders>
+            <w:shd w:fill="F7F7FA" w:color="auto" w:val="clear"/>
+            <w:tcMar>
+              <w:top w:type="dxa" w:w="50"/>
+              <w:left w:type="dxa" w:w="90"/>
+              <w:bottom w:type="dxa" w:w="50"/>
+              <w:right w:type="dxa" w:w="90"/>
+            </w:tcMar>
+            <w:vAlign w:val="center"/>
+          </w:tcPr>
+          <w:p>
+            <w:pPr>
+              <w:spacing w:after="20" w:before="20" w:line="252"/>
+              <w:jc w:val="right"/>
+            </w:pPr>
+            <w:r>
+              <w:rPr>
+                <w:rFonts w:ascii="Calibri" w:cs="Calibri" w:eastAsia="Calibri" w:hAnsi="Calibri"/>
+                <w:b/>
+                <w:bCs/>
+                <w:sz w:val="18"/>
+                <w:szCs w:val="18"/>
+              </w:rPr>
+              <w:t xml:space="preserve">500.000 €</w:t>
+            </w:r>
+          </w:p>
+        </w:tc>
+        <w:tc>
+          <w:tcPr>
+            <w:tcW w:type="dxa" w:w="2920"/>
+            <w:tcBorders>
+              <w:top w:val="single" w:color="C8C8D0" w:sz="4"/>
+              <w:left w:val="single" w:color="C8C8D0" w:sz="4"/>
+              <w:bottom w:val="single" w:color="C8C8D0" w:sz="4"/>
+              <w:right w:val="single" w:color="C8C8D0" w:sz="4"/>
+            </w:tcBorders>
+            <w:shd w:fill="F7F7FA" w:color="auto" w:val="clear"/>
+            <w:tcMar>
+              <w:top w:type="dxa" w:w="50"/>
+              <w:left w:type="dxa" w:w="90"/>
+              <w:bottom w:type="dxa" w:w="50"/>
+              <w:right w:type="dxa" w:w="90"/>
+            </w:tcMar>
+            <w:vAlign w:val="center"/>
+          </w:tcPr>
+          <w:p>
+            <w:pPr>
+              <w:spacing w:after="20" w:before="20" w:line="252"/>
+              <w:jc w:val="left"/>
+            </w:pPr>
+          </w:p>
+        </w:tc>
+      </w:tr>
+    </w:tbl>
+    <w:p>
+      <w:pPr>
+        <w:spacing w:after="100"/>
+      </w:pPr>
+    </w:p>
+    <w:p>
+      <w:pPr>
+        <w:spacing w:after="140" w:line="288"/>
+        <w:jc w:val="both"/>
+      </w:pPr>
+      <w:r>
+        <w:rPr>
+          <w:rFonts w:ascii="Calibri" w:cs="Calibri" w:eastAsia="Calibri" w:hAnsi="Calibri"/>
+          <w:sz w:val="21"/>
+          <w:szCs w:val="21"/>
+        </w:rPr>
+        <w:t xml:space="preserve">Yatırım, ilk 24 ayın brüt giderlerini önceden finanse ediyor: temel senaryo 563 bin € (165 + 398, tablo 11.3) artı vizyon 145 bin € (30 + 115, tablo 11.5) = 708 bin €. Bunun 475 bin €'sunu (rezerv hariç) yatırım, kalan 233 bin €'yu 606 bin €'luk gelirler karşılıyor (temel 51 + 336 = 387 bin €, vizyon 27 + 192 = 219 bin €). 373 bin €'luk gelir fazlası ile 25 bin €'luk rezerv, Y2 sonundaki 398 bin €'luk nakdi oluşturuyor (aşağıdaki tablo): 500 − 708 + 606 = 398. Serbest çalışan giderleri (40 bin €) ve altyapı (33 bin €) tamamen gelirlerden ödeniyor. Hukuk/marka/veri koruma kalemi 50 bin € ile 11.3'teki tutarın 18 bin € üzerinde; öneri onaylanırsa 11.3'teki bu satır güncellenecek, o zamana kadar fark rezervden karşılanıyor.</w:t>
+      </w:r>
+    </w:p>
+    <w:p>
+      <w:pPr>
+        <w:spacing w:after="140" w:line="288"/>
+        <w:jc w:val="both"/>
+      </w:pPr>
+      <w:r>
+        <w:rPr>
+          <w:rFonts w:ascii="Calibri" w:cs="Calibri" w:eastAsia="Calibri" w:hAnsi="Calibri"/>
+          <w:b/>
+          <w:bCs/>
+          <w:sz w:val="21"/>
+          <w:szCs w:val="21"/>
+        </w:rPr>
+        <w:t xml:space="preserve">500 bin € ile likidite (bin €, yıl sonu değerleri)</w:t>
+      </w:r>
+      <w:r>
+        <w:rPr>
+          <w:rFonts w:ascii="Calibri" w:cs="Calibri" w:eastAsia="Calibri" w:hAnsi="Calibri"/>
+          <w:sz w:val="21"/>
+          <w:szCs w:val="21"/>
+        </w:rPr>
+        <w:t xml:space="preserve"> – yıl sonu nakit = önceki yıl + 11.4 ya da 11.5'teki yıllık sonuç:</w:t>
+      </w:r>
+    </w:p>
+    <w:tbl>
+      <w:tblPr>
+        <w:tblW w:type="dxa" w:w="9638"/>
+        <w:tblBorders>
+          <w:top w:val="single" w:color="auto" w:sz="4"/>
+          <w:left w:val="single" w:color="auto" w:sz="4"/>
+          <w:bottom w:val="single" w:color="auto" w:sz="4"/>
+          <w:right w:val="single" w:color="auto" w:sz="4"/>
+          <w:insideH w:val="single" w:color="auto" w:sz="4"/>
+          <w:insideV w:val="single" w:color="auto" w:sz="4"/>
+        </w:tblBorders>
+      </w:tblPr>
+      <w:tblGrid>
+        <w:gridCol w:w="5469"/>
+        <w:gridCol w:w="1257"/>
+        <w:gridCol w:w="970"/>
+        <w:gridCol w:w="970"/>
+        <w:gridCol w:w="972"/>
+      </w:tblGrid>
+      <w:tr>
+        <w:trPr>
+          <w:cantSplit/>
+          <w:tblHeader/>
+        </w:trPr>
+        <w:tc>
+          <w:tcPr>
+            <w:tcW w:type="dxa" w:w="5469"/>
+            <w:tcBorders>
+              <w:top w:val="single" w:color="C8C8D0" w:sz="4"/>
+              <w:left w:val="single" w:color="C8C8D0" w:sz="4"/>
+              <w:bottom w:val="single" w:color="C8C8D0" w:sz="4"/>
+              <w:right w:val="single" w:color="C8C8D0" w:sz="4"/>
+            </w:tcBorders>
+            <w:shd w:fill="FCE4EE" w:color="auto" w:val="clear"/>
+            <w:tcMar>
+              <w:top w:type="dxa" w:w="50"/>
+              <w:left w:type="dxa" w:w="90"/>
+              <w:bottom w:type="dxa" w:w="50"/>
+              <w:right w:type="dxa" w:w="90"/>
+            </w:tcMar>
+            <w:vAlign w:val="center"/>
+          </w:tcPr>
+          <w:p>
+            <w:pPr>
+              <w:spacing w:after="20" w:before="20" w:line="252"/>
+              <w:jc w:val="left"/>
+            </w:pPr>
+            <w:r>
+              <w:rPr>
+                <w:rFonts w:ascii="Calibri" w:cs="Calibri" w:eastAsia="Calibri" w:hAnsi="Calibri"/>
+                <w:b/>
+                <w:bCs/>
+                <w:color w:val="0F1115"/>
+                <w:sz w:val="16"/>
+                <w:szCs w:val="16"/>
+              </w:rPr>
+              <w:t xml:space="preserve">Senaryo (sonuç Y1 / Y2 / Y3)</w:t>
+            </w:r>
+          </w:p>
+        </w:tc>
+        <w:tc>
+          <w:tcPr>
+            <w:tcW w:type="dxa" w:w="1257"/>
+            <w:tcBorders>
+              <w:top w:val="single" w:color="C8C8D0" w:sz="4"/>
+              <w:left w:val="single" w:color="C8C8D0" w:sz="4"/>
+              <w:bottom w:val="single" w:color="C8C8D0" w:sz="4"/>
+              <w:right w:val="single" w:color="C8C8D0" w:sz="4"/>
+            </w:tcBorders>
+            <w:shd w:fill="FCE4EE" w:color="auto" w:val="clear"/>
+            <w:tcMar>
+              <w:top w:type="dxa" w:w="50"/>
+              <w:left w:type="dxa" w:w="90"/>
+              <w:bottom w:type="dxa" w:w="50"/>
+              <w:right w:type="dxa" w:w="90"/>
+            </w:tcMar>
+            <w:vAlign w:val="center"/>
+          </w:tcPr>
+          <w:p>
+            <w:pPr>
+              <w:spacing w:after="20" w:before="20" w:line="252"/>
+              <w:jc w:val="left"/>
+            </w:pPr>
+            <w:r>
+              <w:rPr>
+                <w:rFonts w:ascii="Calibri" w:cs="Calibri" w:eastAsia="Calibri" w:hAnsi="Calibri"/>
+                <w:b/>
+                <w:bCs/>
+                <w:color w:val="0F1115"/>
+                <w:sz w:val="16"/>
+                <w:szCs w:val="16"/>
+              </w:rPr>
+              <w:t xml:space="preserve">Başlangıç</w:t>
+            </w:r>
+          </w:p>
+        </w:tc>
+        <w:tc>
+          <w:tcPr>
+            <w:tcW w:type="dxa" w:w="970"/>
+            <w:tcBorders>
+              <w:top w:val="single" w:color="C8C8D0" w:sz="4"/>
+              <w:left w:val="single" w:color="C8C8D0" w:sz="4"/>
+              <w:bottom w:val="single" w:color="C8C8D0" w:sz="4"/>
+              <w:right w:val="single" w:color="C8C8D0" w:sz="4"/>
+            </w:tcBorders>
+            <w:shd w:fill="FCE4EE" w:color="auto" w:val="clear"/>
+            <w:tcMar>
+              <w:top w:type="dxa" w:w="50"/>
+              <w:left w:type="dxa" w:w="90"/>
+              <w:bottom w:type="dxa" w:w="50"/>
+              <w:right w:type="dxa" w:w="90"/>
+            </w:tcMar>
+            <w:vAlign w:val="center"/>
+          </w:tcPr>
+          <w:p>
+            <w:pPr>
+              <w:spacing w:after="20" w:before="20" w:line="252"/>
+              <w:jc w:val="left"/>
+            </w:pPr>
+            <w:r>
+              <w:rPr>
+                <w:rFonts w:ascii="Calibri" w:cs="Calibri" w:eastAsia="Calibri" w:hAnsi="Calibri"/>
+                <w:b/>
+                <w:bCs/>
+                <w:color w:val="0F1115"/>
+                <w:sz w:val="16"/>
+                <w:szCs w:val="16"/>
+              </w:rPr>
+              <w:t xml:space="preserve">Y1 sonu</w:t>
+            </w:r>
+          </w:p>
+        </w:tc>
+        <w:tc>
+          <w:tcPr>
+            <w:tcW w:type="dxa" w:w="970"/>
+            <w:tcBorders>
+              <w:top w:val="single" w:color="C8C8D0" w:sz="4"/>
+              <w:left w:val="single" w:color="C8C8D0" w:sz="4"/>
+              <w:bottom w:val="single" w:color="C8C8D0" w:sz="4"/>
+              <w:right w:val="single" w:color="C8C8D0" w:sz="4"/>
+            </w:tcBorders>
+            <w:shd w:fill="FCE4EE" w:color="auto" w:val="clear"/>
+            <w:tcMar>
+              <w:top w:type="dxa" w:w="50"/>
+              <w:left w:type="dxa" w:w="90"/>
+              <w:bottom w:type="dxa" w:w="50"/>
+              <w:right w:type="dxa" w:w="90"/>
+            </w:tcMar>
+            <w:vAlign w:val="center"/>
+          </w:tcPr>
+          <w:p>
+            <w:pPr>
+              <w:spacing w:after="20" w:before="20" w:line="252"/>
+              <w:jc w:val="left"/>
+            </w:pPr>
+            <w:r>
+              <w:rPr>
+                <w:rFonts w:ascii="Calibri" w:cs="Calibri" w:eastAsia="Calibri" w:hAnsi="Calibri"/>
+                <w:b/>
+                <w:bCs/>
+                <w:color w:val="0F1115"/>
+                <w:sz w:val="16"/>
+                <w:szCs w:val="16"/>
+              </w:rPr>
+              <w:t xml:space="preserve">Y2 sonu</w:t>
+            </w:r>
+          </w:p>
+        </w:tc>
+        <w:tc>
+          <w:tcPr>
+            <w:tcW w:type="dxa" w:w="972"/>
+            <w:tcBorders>
+              <w:top w:val="single" w:color="C8C8D0" w:sz="4"/>
+              <w:left w:val="single" w:color="C8C8D0" w:sz="4"/>
+              <w:bottom w:val="single" w:color="C8C8D0" w:sz="4"/>
+              <w:right w:val="single" w:color="C8C8D0" w:sz="4"/>
+            </w:tcBorders>
+            <w:shd w:fill="FCE4EE" w:color="auto" w:val="clear"/>
+            <w:tcMar>
+              <w:top w:type="dxa" w:w="50"/>
+              <w:left w:type="dxa" w:w="90"/>
+              <w:bottom w:type="dxa" w:w="50"/>
+              <w:right w:type="dxa" w:w="90"/>
+            </w:tcMar>
+            <w:vAlign w:val="center"/>
+          </w:tcPr>
+          <w:p>
+            <w:pPr>
+              <w:spacing w:after="20" w:before="20" w:line="252"/>
+              <w:jc w:val="left"/>
+            </w:pPr>
+            <w:r>
+              <w:rPr>
+                <w:rFonts w:ascii="Calibri" w:cs="Calibri" w:eastAsia="Calibri" w:hAnsi="Calibri"/>
+                <w:b/>
+                <w:bCs/>
+                <w:color w:val="0F1115"/>
+                <w:sz w:val="16"/>
+                <w:szCs w:val="16"/>
+              </w:rPr>
+              <w:t xml:space="preserve">Y3 sonu</w:t>
+            </w:r>
+          </w:p>
+        </w:tc>
+      </w:tr>
+      <w:tr>
+        <w:trPr>
+          <w:cantSplit/>
+          <w:tblHeader w:val="off"/>
+        </w:trPr>
+        <w:tc>
+          <w:tcPr>
+            <w:tcW w:type="dxa" w:w="5469"/>
+            <w:tcBorders>
+              <w:top w:val="single" w:color="C8C8D0" w:sz="4"/>
+              <w:left w:val="single" w:color="C8C8D0" w:sz="4"/>
+              <w:bottom w:val="single" w:color="C8C8D0" w:sz="4"/>
+              <w:right w:val="single" w:color="C8C8D0" w:sz="4"/>
+            </w:tcBorders>
+            <w:tcMar>
+              <w:top w:type="dxa" w:w="50"/>
+              <w:left w:type="dxa" w:w="90"/>
+              <w:bottom w:type="dxa" w:w="50"/>
+              <w:right w:type="dxa" w:w="90"/>
+            </w:tcMar>
+            <w:vAlign w:val="center"/>
+          </w:tcPr>
+          <w:p>
+            <w:pPr>
+              <w:spacing w:after="20" w:before="20" w:line="252"/>
+              <w:jc w:val="left"/>
+            </w:pPr>
+            <w:r>
+              <w:rPr>
+                <w:rFonts w:ascii="Calibri" w:cs="Calibri" w:eastAsia="Calibri" w:hAnsi="Calibri"/>
+                <w:sz w:val="16"/>
+                <w:szCs w:val="16"/>
+              </w:rPr>
+              <w:t xml:space="preserve">Temkinli (−105 / −149 / −62)</w:t>
+            </w:r>
+          </w:p>
+        </w:tc>
+        <w:tc>
+          <w:tcPr>
+            <w:tcW w:type="dxa" w:w="1257"/>
+            <w:tcBorders>
+              <w:top w:val="single" w:color="C8C8D0" w:sz="4"/>
+              <w:left w:val="single" w:color="C8C8D0" w:sz="4"/>
+              <w:bottom w:val="single" w:color="C8C8D0" w:sz="4"/>
+              <w:right w:val="single" w:color="C8C8D0" w:sz="4"/>
+            </w:tcBorders>
+            <w:tcMar>
+              <w:top w:type="dxa" w:w="50"/>
+              <w:left w:type="dxa" w:w="90"/>
+              <w:bottom w:type="dxa" w:w="50"/>
+              <w:right w:type="dxa" w:w="90"/>
+            </w:tcMar>
+            <w:vAlign w:val="center"/>
+          </w:tcPr>
+          <w:p>
+            <w:pPr>
+              <w:spacing w:after="20" w:before="20" w:line="252"/>
+              <w:jc w:val="right"/>
+            </w:pPr>
+            <w:r>
+              <w:rPr>
+                <w:rFonts w:ascii="Calibri" w:cs="Calibri" w:eastAsia="Calibri" w:hAnsi="Calibri"/>
+                <w:sz w:val="16"/>
+                <w:szCs w:val="16"/>
+              </w:rPr>
+              <w:t xml:space="preserve">500</w:t>
+            </w:r>
+          </w:p>
+        </w:tc>
+        <w:tc>
+          <w:tcPr>
+            <w:tcW w:type="dxa" w:w="970"/>
+            <w:tcBorders>
+              <w:top w:val="single" w:color="C8C8D0" w:sz="4"/>
+              <w:left w:val="single" w:color="C8C8D0" w:sz="4"/>
+              <w:bottom w:val="single" w:color="C8C8D0" w:sz="4"/>
+              <w:right w:val="single" w:color="C8C8D0" w:sz="4"/>
+            </w:tcBorders>
+            <w:tcMar>
+              <w:top w:type="dxa" w:w="50"/>
+              <w:left w:type="dxa" w:w="90"/>
+              <w:bottom w:type="dxa" w:w="50"/>
+              <w:right w:type="dxa" w:w="90"/>
+            </w:tcMar>
+            <w:vAlign w:val="center"/>
+          </w:tcPr>
+          <w:p>
+            <w:pPr>
+              <w:spacing w:after="20" w:before="20" w:line="252"/>
+              <w:jc w:val="right"/>
+            </w:pPr>
+            <w:r>
+              <w:rPr>
+                <w:rFonts w:ascii="Calibri" w:cs="Calibri" w:eastAsia="Calibri" w:hAnsi="Calibri"/>
+                <w:sz w:val="16"/>
+                <w:szCs w:val="16"/>
+              </w:rPr>
+              <w:t xml:space="preserve">395</w:t>
+            </w:r>
+          </w:p>
+        </w:tc>
+        <w:tc>
+          <w:tcPr>
+            <w:tcW w:type="dxa" w:w="970"/>
+            <w:tcBorders>
+              <w:top w:val="single" w:color="C8C8D0" w:sz="4"/>
+              <w:left w:val="single" w:color="C8C8D0" w:sz="4"/>
+              <w:bottom w:val="single" w:color="C8C8D0" w:sz="4"/>
+              <w:right w:val="single" w:color="C8C8D0" w:sz="4"/>
+            </w:tcBorders>
+            <w:tcMar>
+              <w:top w:type="dxa" w:w="50"/>
+              <w:left w:type="dxa" w:w="90"/>
+              <w:bottom w:type="dxa" w:w="50"/>
+              <w:right w:type="dxa" w:w="90"/>
+            </w:tcMar>
+            <w:vAlign w:val="center"/>
+          </w:tcPr>
+          <w:p>
+            <w:pPr>
+              <w:spacing w:after="20" w:before="20" w:line="252"/>
+              <w:jc w:val="right"/>
+            </w:pPr>
+            <w:r>
+              <w:rPr>
+                <w:rFonts w:ascii="Calibri" w:cs="Calibri" w:eastAsia="Calibri" w:hAnsi="Calibri"/>
+                <w:sz w:val="16"/>
+                <w:szCs w:val="16"/>
+              </w:rPr>
+              <w:t xml:space="preserve">246</w:t>
+            </w:r>
+          </w:p>
+        </w:tc>
+        <w:tc>
+          <w:tcPr>
+            <w:tcW w:type="dxa" w:w="972"/>
+            <w:tcBorders>
+              <w:top w:val="single" w:color="C8C8D0" w:sz="4"/>
+              <w:left w:val="single" w:color="C8C8D0" w:sz="4"/>
+              <w:bottom w:val="single" w:color="C8C8D0" w:sz="4"/>
+              <w:right w:val="single" w:color="C8C8D0" w:sz="4"/>
+            </w:tcBorders>
+            <w:tcMar>
+              <w:top w:type="dxa" w:w="50"/>
+              <w:left w:type="dxa" w:w="90"/>
+              <w:bottom w:type="dxa" w:w="50"/>
+              <w:right w:type="dxa" w:w="90"/>
+            </w:tcMar>
+            <w:vAlign w:val="center"/>
+          </w:tcPr>
+          <w:p>
+            <w:pPr>
+              <w:spacing w:after="20" w:before="20" w:line="252"/>
+              <w:jc w:val="right"/>
+            </w:pPr>
+            <w:r>
+              <w:rPr>
+                <w:rFonts w:ascii="Calibri" w:cs="Calibri" w:eastAsia="Calibri" w:hAnsi="Calibri"/>
+                <w:sz w:val="16"/>
+                <w:szCs w:val="16"/>
+              </w:rPr>
+              <w:t xml:space="preserve">184</w:t>
+            </w:r>
+          </w:p>
+        </w:tc>
+      </w:tr>
+      <w:tr>
+        <w:trPr>
+          <w:cantSplit/>
+          <w:tblHeader w:val="off"/>
+        </w:trPr>
+        <w:tc>
+          <w:tcPr>
+            <w:tcW w:type="dxa" w:w="5469"/>
+            <w:tcBorders>
+              <w:top w:val="single" w:color="C8C8D0" w:sz="4"/>
+              <w:left w:val="single" w:color="C8C8D0" w:sz="4"/>
+              <w:bottom w:val="single" w:color="C8C8D0" w:sz="4"/>
+              <w:right w:val="single" w:color="C8C8D0" w:sz="4"/>
+            </w:tcBorders>
+            <w:shd w:fill="F7F7FA" w:color="auto" w:val="clear"/>
+            <w:tcMar>
+              <w:top w:type="dxa" w:w="50"/>
+              <w:left w:type="dxa" w:w="90"/>
+              <w:bottom w:type="dxa" w:w="50"/>
+              <w:right w:type="dxa" w:w="90"/>
+            </w:tcMar>
+            <w:vAlign w:val="center"/>
+          </w:tcPr>
+          <w:p>
+            <w:pPr>
+              <w:spacing w:after="20" w:before="20" w:line="252"/>
+              <w:jc w:val="left"/>
+            </w:pPr>
+            <w:r>
+              <w:rPr>
+                <w:rFonts w:ascii="Calibri" w:cs="Calibri" w:eastAsia="Calibri" w:hAnsi="Calibri"/>
+                <w:b/>
+                <w:bCs/>
+                <w:sz w:val="16"/>
+                <w:szCs w:val="16"/>
+              </w:rPr>
+              <w:t xml:space="preserve">Temel (−114 / −62 / +329)</w:t>
+            </w:r>
+          </w:p>
+        </w:tc>
+        <w:tc>
+          <w:tcPr>
+            <w:tcW w:type="dxa" w:w="1257"/>
+            <w:tcBorders>
+              <w:top w:val="single" w:color="C8C8D0" w:sz="4"/>
+              <w:left w:val="single" w:color="C8C8D0" w:sz="4"/>
+              <w:bottom w:val="single" w:color="C8C8D0" w:sz="4"/>
+              <w:right w:val="single" w:color="C8C8D0" w:sz="4"/>
+            </w:tcBorders>
+            <w:shd w:fill="F7F7FA" w:color="auto" w:val="clear"/>
+            <w:tcMar>
+              <w:top w:type="dxa" w:w="50"/>
+              <w:left w:type="dxa" w:w="90"/>
+              <w:bottom w:type="dxa" w:w="50"/>
+              <w:right w:type="dxa" w:w="90"/>
+            </w:tcMar>
+            <w:vAlign w:val="center"/>
+          </w:tcPr>
+          <w:p>
+            <w:pPr>
+              <w:spacing w:after="20" w:before="20" w:line="252"/>
+              <w:jc w:val="right"/>
+            </w:pPr>
+            <w:r>
+              <w:rPr>
+                <w:rFonts w:ascii="Calibri" w:cs="Calibri" w:eastAsia="Calibri" w:hAnsi="Calibri"/>
+                <w:b/>
+                <w:bCs/>
+                <w:sz w:val="16"/>
+                <w:szCs w:val="16"/>
+              </w:rPr>
+              <w:t xml:space="preserve">500</w:t>
+            </w:r>
+          </w:p>
+        </w:tc>
+        <w:tc>
+          <w:tcPr>
+            <w:tcW w:type="dxa" w:w="970"/>
+            <w:tcBorders>
+              <w:top w:val="single" w:color="C8C8D0" w:sz="4"/>
+              <w:left w:val="single" w:color="C8C8D0" w:sz="4"/>
+              <w:bottom w:val="single" w:color="C8C8D0" w:sz="4"/>
+              <w:right w:val="single" w:color="C8C8D0" w:sz="4"/>
+            </w:tcBorders>
+            <w:shd w:fill="F7F7FA" w:color="auto" w:val="clear"/>
+            <w:tcMar>
+              <w:top w:type="dxa" w:w="50"/>
+              <w:left w:type="dxa" w:w="90"/>
+              <w:bottom w:type="dxa" w:w="50"/>
+              <w:right w:type="dxa" w:w="90"/>
+            </w:tcMar>
+            <w:vAlign w:val="center"/>
+          </w:tcPr>
+          <w:p>
+            <w:pPr>
+              <w:spacing w:after="20" w:before="20" w:line="252"/>
+              <w:jc w:val="right"/>
+            </w:pPr>
+            <w:r>
+              <w:rPr>
+                <w:rFonts w:ascii="Calibri" w:cs="Calibri" w:eastAsia="Calibri" w:hAnsi="Calibri"/>
+                <w:b/>
+                <w:bCs/>
+                <w:sz w:val="16"/>
+                <w:szCs w:val="16"/>
+              </w:rPr>
+              <w:t xml:space="preserve">386</w:t>
+            </w:r>
+          </w:p>
+        </w:tc>
+        <w:tc>
+          <w:tcPr>
+            <w:tcW w:type="dxa" w:w="970"/>
+            <w:tcBorders>
+              <w:top w:val="single" w:color="C8C8D0" w:sz="4"/>
+              <w:left w:val="single" w:color="C8C8D0" w:sz="4"/>
+              <w:bottom w:val="single" w:color="C8C8D0" w:sz="4"/>
+              <w:right w:val="single" w:color="C8C8D0" w:sz="4"/>
+            </w:tcBorders>
+            <w:shd w:fill="F7F7FA" w:color="auto" w:val="clear"/>
+            <w:tcMar>
+              <w:top w:type="dxa" w:w="50"/>
+              <w:left w:type="dxa" w:w="90"/>
+              <w:bottom w:type="dxa" w:w="50"/>
+              <w:right w:type="dxa" w:w="90"/>
+            </w:tcMar>
+            <w:vAlign w:val="center"/>
+          </w:tcPr>
+          <w:p>
+            <w:pPr>
+              <w:spacing w:after="20" w:before="20" w:line="252"/>
+              <w:jc w:val="right"/>
+            </w:pPr>
+            <w:r>
+              <w:rPr>
+                <w:rFonts w:ascii="Calibri" w:cs="Calibri" w:eastAsia="Calibri" w:hAnsi="Calibri"/>
+                <w:b/>
+                <w:bCs/>
+                <w:sz w:val="16"/>
+                <w:szCs w:val="16"/>
+              </w:rPr>
+              <w:t xml:space="preserve">324</w:t>
+            </w:r>
+          </w:p>
+        </w:tc>
+        <w:tc>
+          <w:tcPr>
+            <w:tcW w:type="dxa" w:w="972"/>
+            <w:tcBorders>
+              <w:top w:val="single" w:color="C8C8D0" w:sz="4"/>
+              <w:left w:val="single" w:color="C8C8D0" w:sz="4"/>
+              <w:bottom w:val="single" w:color="C8C8D0" w:sz="4"/>
+              <w:right w:val="single" w:color="C8C8D0" w:sz="4"/>
+            </w:tcBorders>
+            <w:shd w:fill="F7F7FA" w:color="auto" w:val="clear"/>
+            <w:tcMar>
+              <w:top w:type="dxa" w:w="50"/>
+              <w:left w:type="dxa" w:w="90"/>
+              <w:bottom w:type="dxa" w:w="50"/>
+              <w:right w:type="dxa" w:w="90"/>
+            </w:tcMar>
+            <w:vAlign w:val="center"/>
+          </w:tcPr>
+          <w:p>
+            <w:pPr>
+              <w:spacing w:after="20" w:before="20" w:line="252"/>
+              <w:jc w:val="right"/>
+            </w:pPr>
+            <w:r>
+              <w:rPr>
+                <w:rFonts w:ascii="Calibri" w:cs="Calibri" w:eastAsia="Calibri" w:hAnsi="Calibri"/>
+                <w:b/>
+                <w:bCs/>
+                <w:sz w:val="16"/>
+                <w:szCs w:val="16"/>
+              </w:rPr>
+              <w:t xml:space="preserve">653</w:t>
+            </w:r>
+          </w:p>
+        </w:tc>
+      </w:tr>
+      <w:tr>
+        <w:trPr>
+          <w:cantSplit/>
+          <w:tblHeader w:val="off"/>
+        </w:trPr>
+        <w:tc>
+          <w:tcPr>
+            <w:tcW w:type="dxa" w:w="5469"/>
+            <w:tcBorders>
+              <w:top w:val="single" w:color="C8C8D0" w:sz="4"/>
+              <w:left w:val="single" w:color="C8C8D0" w:sz="4"/>
+              <w:bottom w:val="single" w:color="C8C8D0" w:sz="4"/>
+              <w:right w:val="single" w:color="C8C8D0" w:sz="4"/>
+            </w:tcBorders>
+            <w:tcMar>
+              <w:top w:type="dxa" w:w="50"/>
+              <w:left w:type="dxa" w:w="90"/>
+              <w:bottom w:type="dxa" w:w="50"/>
+              <w:right w:type="dxa" w:w="90"/>
+            </w:tcMar>
+            <w:vAlign w:val="center"/>
+          </w:tcPr>
+          <w:p>
+            <w:pPr>
+              <w:spacing w:after="20" w:before="20" w:line="252"/>
+              <w:jc w:val="left"/>
+            </w:pPr>
+            <w:r>
+              <w:rPr>
+                <w:rFonts w:ascii="Calibri" w:cs="Calibri" w:eastAsia="Calibri" w:hAnsi="Calibri"/>
+                <w:sz w:val="16"/>
+                <w:szCs w:val="16"/>
+              </w:rPr>
+              <w:t xml:space="preserve">Vizyon dahil temel (−117 / +15 / +736)</w:t>
+            </w:r>
+          </w:p>
+        </w:tc>
+        <w:tc>
+          <w:tcPr>
+            <w:tcW w:type="dxa" w:w="1257"/>
+            <w:tcBorders>
+              <w:top w:val="single" w:color="C8C8D0" w:sz="4"/>
+              <w:left w:val="single" w:color="C8C8D0" w:sz="4"/>
+              <w:bottom w:val="single" w:color="C8C8D0" w:sz="4"/>
+              <w:right w:val="single" w:color="C8C8D0" w:sz="4"/>
+            </w:tcBorders>
+            <w:tcMar>
+              <w:top w:type="dxa" w:w="50"/>
+              <w:left w:type="dxa" w:w="90"/>
+              <w:bottom w:type="dxa" w:w="50"/>
+              <w:right w:type="dxa" w:w="90"/>
+            </w:tcMar>
+            <w:vAlign w:val="center"/>
+          </w:tcPr>
+          <w:p>
+            <w:pPr>
+              <w:spacing w:after="20" w:before="20" w:line="252"/>
+              <w:jc w:val="right"/>
+            </w:pPr>
+            <w:r>
+              <w:rPr>
+                <w:rFonts w:ascii="Calibri" w:cs="Calibri" w:eastAsia="Calibri" w:hAnsi="Calibri"/>
+                <w:sz w:val="16"/>
+                <w:szCs w:val="16"/>
+              </w:rPr>
+              <w:t xml:space="preserve">500</w:t>
+            </w:r>
+          </w:p>
+        </w:tc>
+        <w:tc>
+          <w:tcPr>
+            <w:tcW w:type="dxa" w:w="970"/>
+            <w:tcBorders>
+              <w:top w:val="single" w:color="C8C8D0" w:sz="4"/>
+              <w:left w:val="single" w:color="C8C8D0" w:sz="4"/>
+              <w:bottom w:val="single" w:color="C8C8D0" w:sz="4"/>
+              <w:right w:val="single" w:color="C8C8D0" w:sz="4"/>
+            </w:tcBorders>
+            <w:tcMar>
+              <w:top w:type="dxa" w:w="50"/>
+              <w:left w:type="dxa" w:w="90"/>
+              <w:bottom w:type="dxa" w:w="50"/>
+              <w:right w:type="dxa" w:w="90"/>
+            </w:tcMar>
+            <w:vAlign w:val="center"/>
+          </w:tcPr>
+          <w:p>
+            <w:pPr>
+              <w:spacing w:after="20" w:before="20" w:line="252"/>
+              <w:jc w:val="right"/>
+            </w:pPr>
+            <w:r>
+              <w:rPr>
+                <w:rFonts w:ascii="Calibri" w:cs="Calibri" w:eastAsia="Calibri" w:hAnsi="Calibri"/>
+                <w:sz w:val="16"/>
+                <w:szCs w:val="16"/>
+              </w:rPr>
+              <w:t xml:space="preserve">383</w:t>
+            </w:r>
+          </w:p>
+        </w:tc>
+        <w:tc>
+          <w:tcPr>
+            <w:tcW w:type="dxa" w:w="970"/>
+            <w:tcBorders>
+              <w:top w:val="single" w:color="C8C8D0" w:sz="4"/>
+              <w:left w:val="single" w:color="C8C8D0" w:sz="4"/>
+              <w:bottom w:val="single" w:color="C8C8D0" w:sz="4"/>
+              <w:right w:val="single" w:color="C8C8D0" w:sz="4"/>
+            </w:tcBorders>
+            <w:tcMar>
+              <w:top w:type="dxa" w:w="50"/>
+              <w:left w:type="dxa" w:w="90"/>
+              <w:bottom w:type="dxa" w:w="50"/>
+              <w:right w:type="dxa" w:w="90"/>
+            </w:tcMar>
+            <w:vAlign w:val="center"/>
+          </w:tcPr>
+          <w:p>
+            <w:pPr>
+              <w:spacing w:after="20" w:before="20" w:line="252"/>
+              <w:jc w:val="right"/>
+            </w:pPr>
+            <w:r>
+              <w:rPr>
+                <w:rFonts w:ascii="Calibri" w:cs="Calibri" w:eastAsia="Calibri" w:hAnsi="Calibri"/>
+                <w:sz w:val="16"/>
+                <w:szCs w:val="16"/>
+              </w:rPr>
+              <w:t xml:space="preserve">398</w:t>
+            </w:r>
+          </w:p>
+        </w:tc>
+        <w:tc>
+          <w:tcPr>
+            <w:tcW w:type="dxa" w:w="972"/>
+            <w:tcBorders>
+              <w:top w:val="single" w:color="C8C8D0" w:sz="4"/>
+              <w:left w:val="single" w:color="C8C8D0" w:sz="4"/>
+              <w:bottom w:val="single" w:color="C8C8D0" w:sz="4"/>
+              <w:right w:val="single" w:color="C8C8D0" w:sz="4"/>
+            </w:tcBorders>
+            <w:tcMar>
+              <w:top w:type="dxa" w:w="50"/>
+              <w:left w:type="dxa" w:w="90"/>
+              <w:bottom w:type="dxa" w:w="50"/>
+              <w:right w:type="dxa" w:w="90"/>
+            </w:tcMar>
+            <w:vAlign w:val="center"/>
+          </w:tcPr>
+          <w:p>
+            <w:pPr>
+              <w:spacing w:after="20" w:before="20" w:line="252"/>
+              <w:jc w:val="right"/>
+            </w:pPr>
+            <w:r>
+              <w:rPr>
+                <w:rFonts w:ascii="Calibri" w:cs="Calibri" w:eastAsia="Calibri" w:hAnsi="Calibri"/>
+                <w:sz w:val="16"/>
+                <w:szCs w:val="16"/>
+              </w:rPr>
+              <w:t xml:space="preserve">1.134</w:t>
+            </w:r>
+          </w:p>
+        </w:tc>
+      </w:tr>
+      <w:tr>
+        <w:trPr>
+          <w:cantSplit/>
+          <w:tblHeader w:val="off"/>
+        </w:trPr>
+        <w:tc>
+          <w:tcPr>
+            <w:tcW w:type="dxa" w:w="5469"/>
+            <w:tcBorders>
+              <w:top w:val="single" w:color="C8C8D0" w:sz="4"/>
+              <w:left w:val="single" w:color="C8C8D0" w:sz="4"/>
+              <w:bottom w:val="single" w:color="C8C8D0" w:sz="4"/>
+              <w:right w:val="single" w:color="C8C8D0" w:sz="4"/>
+            </w:tcBorders>
+            <w:shd w:fill="F7F7FA" w:color="auto" w:val="clear"/>
+            <w:tcMar>
+              <w:top w:type="dxa" w:w="50"/>
+              <w:left w:type="dxa" w:w="90"/>
+              <w:bottom w:type="dxa" w:w="50"/>
+              <w:right w:type="dxa" w:w="90"/>
+            </w:tcMar>
+            <w:vAlign w:val="center"/>
+          </w:tcPr>
+          <w:p>
+            <w:pPr>
+              <w:spacing w:after="20" w:before="20" w:line="252"/>
+              <w:jc w:val="left"/>
+            </w:pPr>
+            <w:r>
+              <w:rPr>
+                <w:rFonts w:ascii="Calibri" w:cs="Calibri" w:eastAsia="Calibri" w:hAnsi="Calibri"/>
+                <w:sz w:val="16"/>
+                <w:szCs w:val="16"/>
+              </w:rPr>
+              <w:t xml:space="preserve">İyimser (−66 / +373 / +1.501)</w:t>
+            </w:r>
+          </w:p>
+        </w:tc>
+        <w:tc>
+          <w:tcPr>
+            <w:tcW w:type="dxa" w:w="1257"/>
+            <w:tcBorders>
+              <w:top w:val="single" w:color="C8C8D0" w:sz="4"/>
+              <w:left w:val="single" w:color="C8C8D0" w:sz="4"/>
+              <w:bottom w:val="single" w:color="C8C8D0" w:sz="4"/>
+              <w:right w:val="single" w:color="C8C8D0" w:sz="4"/>
+            </w:tcBorders>
+            <w:shd w:fill="F7F7FA" w:color="auto" w:val="clear"/>
+            <w:tcMar>
+              <w:top w:type="dxa" w:w="50"/>
+              <w:left w:type="dxa" w:w="90"/>
+              <w:bottom w:type="dxa" w:w="50"/>
+              <w:right w:type="dxa" w:w="90"/>
+            </w:tcMar>
+            <w:vAlign w:val="center"/>
+          </w:tcPr>
+          <w:p>
+            <w:pPr>
+              <w:spacing w:after="20" w:before="20" w:line="252"/>
+              <w:jc w:val="right"/>
+            </w:pPr>
+            <w:r>
+              <w:rPr>
+                <w:rFonts w:ascii="Calibri" w:cs="Calibri" w:eastAsia="Calibri" w:hAnsi="Calibri"/>
+                <w:sz w:val="16"/>
+                <w:szCs w:val="16"/>
+              </w:rPr>
+              <w:t xml:space="preserve">500</w:t>
+            </w:r>
+          </w:p>
+        </w:tc>
+        <w:tc>
+          <w:tcPr>
+            <w:tcW w:type="dxa" w:w="970"/>
+            <w:tcBorders>
+              <w:top w:val="single" w:color="C8C8D0" w:sz="4"/>
+              <w:left w:val="single" w:color="C8C8D0" w:sz="4"/>
+              <w:bottom w:val="single" w:color="C8C8D0" w:sz="4"/>
+              <w:right w:val="single" w:color="C8C8D0" w:sz="4"/>
+            </w:tcBorders>
+            <w:shd w:fill="F7F7FA" w:color="auto" w:val="clear"/>
+            <w:tcMar>
+              <w:top w:type="dxa" w:w="50"/>
+              <w:left w:type="dxa" w:w="90"/>
+              <w:bottom w:type="dxa" w:w="50"/>
+              <w:right w:type="dxa" w:w="90"/>
+            </w:tcMar>
+            <w:vAlign w:val="center"/>
+          </w:tcPr>
+          <w:p>
+            <w:pPr>
+              <w:spacing w:after="20" w:before="20" w:line="252"/>
+              <w:jc w:val="right"/>
+            </w:pPr>
+            <w:r>
+              <w:rPr>
+                <w:rFonts w:ascii="Calibri" w:cs="Calibri" w:eastAsia="Calibri" w:hAnsi="Calibri"/>
+                <w:sz w:val="16"/>
+                <w:szCs w:val="16"/>
+              </w:rPr>
+              <w:t xml:space="preserve">434</w:t>
+            </w:r>
+          </w:p>
+        </w:tc>
+        <w:tc>
+          <w:tcPr>
+            <w:tcW w:type="dxa" w:w="970"/>
+            <w:tcBorders>
+              <w:top w:val="single" w:color="C8C8D0" w:sz="4"/>
+              <w:left w:val="single" w:color="C8C8D0" w:sz="4"/>
+              <w:bottom w:val="single" w:color="C8C8D0" w:sz="4"/>
+              <w:right w:val="single" w:color="C8C8D0" w:sz="4"/>
+            </w:tcBorders>
+            <w:shd w:fill="F7F7FA" w:color="auto" w:val="clear"/>
+            <w:tcMar>
+              <w:top w:type="dxa" w:w="50"/>
+              <w:left w:type="dxa" w:w="90"/>
+              <w:bottom w:type="dxa" w:w="50"/>
+              <w:right w:type="dxa" w:w="90"/>
+            </w:tcMar>
+            <w:vAlign w:val="center"/>
+          </w:tcPr>
+          <w:p>
+            <w:pPr>
+              <w:spacing w:after="20" w:before="20" w:line="252"/>
+              <w:jc w:val="right"/>
+            </w:pPr>
+            <w:r>
+              <w:rPr>
+                <w:rFonts w:ascii="Calibri" w:cs="Calibri" w:eastAsia="Calibri" w:hAnsi="Calibri"/>
+                <w:sz w:val="16"/>
+                <w:szCs w:val="16"/>
+              </w:rPr>
+              <w:t xml:space="preserve">807</w:t>
+            </w:r>
+          </w:p>
+        </w:tc>
+        <w:tc>
+          <w:tcPr>
+            <w:tcW w:type="dxa" w:w="972"/>
+            <w:tcBorders>
+              <w:top w:val="single" w:color="C8C8D0" w:sz="4"/>
+              <w:left w:val="single" w:color="C8C8D0" w:sz="4"/>
+              <w:bottom w:val="single" w:color="C8C8D0" w:sz="4"/>
+              <w:right w:val="single" w:color="C8C8D0" w:sz="4"/>
+            </w:tcBorders>
+            <w:shd w:fill="F7F7FA" w:color="auto" w:val="clear"/>
+            <w:tcMar>
+              <w:top w:type="dxa" w:w="50"/>
+              <w:left w:type="dxa" w:w="90"/>
+              <w:bottom w:type="dxa" w:w="50"/>
+              <w:right w:type="dxa" w:w="90"/>
+            </w:tcMar>
+            <w:vAlign w:val="center"/>
+          </w:tcPr>
+          <w:p>
+            <w:pPr>
+              <w:spacing w:after="20" w:before="20" w:line="252"/>
+              <w:jc w:val="right"/>
+            </w:pPr>
+            <w:r>
+              <w:rPr>
+                <w:rFonts w:ascii="Calibri" w:cs="Calibri" w:eastAsia="Calibri" w:hAnsi="Calibri"/>
+                <w:sz w:val="16"/>
+                <w:szCs w:val="16"/>
+              </w:rPr>
+              <w:t xml:space="preserve">2.308</w:t>
+            </w:r>
+          </w:p>
+        </w:tc>
+      </w:tr>
+    </w:tbl>
+    <w:p>
+      <w:pPr>
+        <w:spacing w:after="100"/>
+      </w:pPr>
+    </w:p>
+    <w:p>
+      <w:pPr>
+        <w:spacing w:after="140" w:line="288"/>
+        <w:jc w:val="both"/>
+      </w:pPr>
+      <w:r>
+        <w:rPr>
+          <w:rFonts w:ascii="Calibri" w:cs="Calibri" w:eastAsia="Calibri" w:hAnsi="Calibri"/>
+          <w:sz w:val="21"/>
+          <w:szCs w:val="21"/>
+        </w:rPr>
+        <w:t xml:space="preserve">Temel senaryo hesap örneği: 500 − 114 = 386; 386 − 62 = 324; 324 + 329 = 653. Kontrol: 500 + kümülatif sonuç +153 (11.4) = 653.</w:t>
+      </w:r>
+    </w:p>
+    <w:p>
+      <w:pPr>
+        <w:spacing w:after="140" w:line="288"/>
+        <w:jc w:val="both"/>
+      </w:pPr>
+      <w:r>
+        <w:rPr>
+          <w:rFonts w:ascii="Calibri" w:cs="Calibri" w:eastAsia="Calibri" w:hAnsi="Calibri"/>
+          <w:b/>
+          <w:bCs/>
+          <w:sz w:val="21"/>
+          <w:szCs w:val="21"/>
+        </w:rPr>
+        <w:t xml:space="preserve">Nakit ömrü (runway):</w:t>
+      </w:r>
+    </w:p>
+    <w:p>
+      <w:pPr>
+        <w:pStyle w:val="ListParagraph"/>
+        <w:numPr>
+          <w:ilvl w:val="0"/>
+          <w:numId w:val="2"/>
+        </w:numPr>
+        <w:spacing w:after="70" w:line="276"/>
+      </w:pPr>
+      <w:r>
+        <w:rPr>
+          <w:rFonts w:ascii="Calibri" w:cs="Calibri" w:eastAsia="Calibri" w:hAnsi="Calibri"/>
+          <w:b/>
+          <w:bCs/>
+          <w:sz w:val="21"/>
+          <w:szCs w:val="21"/>
+        </w:rPr>
+        <w:t xml:space="preserve">Hiç gelir olmasa bile</w:t>
+      </w:r>
+      <w:r>
+        <w:rPr>
+          <w:rFonts w:ascii="Calibri" w:cs="Calibri" w:eastAsia="Calibri" w:hAnsi="Calibri"/>
+          <w:sz w:val="21"/>
+          <w:szCs w:val="21"/>
+        </w:rPr>
+        <w:t xml:space="preserve"> yatırım, 11.3'teki temel giderleri yaklaşık </w:t>
+      </w:r>
+      <w:r>
+        <w:rPr>
+          <w:rFonts w:ascii="Calibri" w:cs="Calibri" w:eastAsia="Calibri" w:hAnsi="Calibri"/>
+          <w:b/>
+          <w:bCs/>
+          <w:sz w:val="21"/>
+          <w:szCs w:val="21"/>
+        </w:rPr>
+        <w:t xml:space="preserve">22 ay</w:t>
+      </w:r>
+      <w:r>
+        <w:rPr>
+          <w:rFonts w:ascii="Calibri" w:cs="Calibri" w:eastAsia="Calibri" w:hAnsi="Calibri"/>
+          <w:sz w:val="21"/>
+          <w:szCs w:val="21"/>
+        </w:rPr>
+        <w:t xml:space="preserve"> karşılıyor: Y1 165 bin € (kalan 335 bin €), Y2 398 bin €, yani ayda ≈ 33 bin €; 335 ÷ 33 ≈ 10 ay; 12 + 10 = 22 ay. 11.5'teki vizyon giderleriyle (Y1 30 bin €, Y2 115 bin €) yaklaşık 19 ay (500 − 195 = 305; 305 ÷ 43 ≈ 7 ay).</w:t>
+      </w:r>
+    </w:p>
+    <w:p>
+      <w:pPr>
+        <w:pStyle w:val="ListParagraph"/>
+        <w:numPr>
+          <w:ilvl w:val="0"/>
+          <w:numId w:val="2"/>
+        </w:numPr>
+        <w:spacing w:after="70" w:line="276"/>
+      </w:pPr>
+      <w:r>
+        <w:rPr>
+          <w:rFonts w:ascii="Calibri" w:cs="Calibri" w:eastAsia="Calibri" w:hAnsi="Calibri"/>
+          <w:b/>
+          <w:bCs/>
+          <w:sz w:val="21"/>
+          <w:szCs w:val="21"/>
+        </w:rPr>
+        <w:t xml:space="preserve">Temkinli</w:t>
+      </w:r>
+      <w:r>
+        <w:rPr>
+          <w:rFonts w:ascii="Calibri" w:cs="Calibri" w:eastAsia="Calibri" w:hAnsi="Calibri"/>
+          <w:sz w:val="21"/>
+          <w:szCs w:val="21"/>
+        </w:rPr>
+        <w:t xml:space="preserve"> senaryoda yatırım üç yılın tamamına yetiyor (kümülatif −316 bin €) ve 184 bin € tampon bırakıyor.</w:t>
+      </w:r>
+    </w:p>
+    <w:p>
+      <w:pPr>
+        <w:pStyle w:val="ListParagraph"/>
+        <w:numPr>
+          <w:ilvl w:val="0"/>
+          <w:numId w:val="2"/>
+        </w:numPr>
+        <w:spacing w:after="70" w:line="276"/>
+      </w:pPr>
+      <w:r>
+        <w:rPr>
+          <w:rFonts w:ascii="Calibri" w:cs="Calibri" w:eastAsia="Calibri" w:hAnsi="Calibri"/>
+          <w:b/>
+          <w:bCs/>
+          <w:sz w:val="21"/>
+          <w:szCs w:val="21"/>
+        </w:rPr>
+        <w:t xml:space="preserve">Temel:</w:t>
+      </w:r>
+      <w:r>
+        <w:rPr>
+          <w:rFonts w:ascii="Calibri" w:cs="Calibri" w:eastAsia="Calibri" w:hAnsi="Calibri"/>
+          <w:sz w:val="21"/>
+          <w:szCs w:val="21"/>
+        </w:rPr>
+        <w:t xml:space="preserve"> En düşük yıl sonu bakiyesi 324 bin € (Y2 sonu); başa baş noktası Y3'te (vizyonla Y2'de). Tampon, platform pilotu ve eğitim satışındaki gecikmelere karşı güvence ve tohum (seed) turuna köprü işlevi görüyor.</w:t>
+      </w:r>
+    </w:p>
+    <w:p>
+      <w:pPr>
+        <w:spacing w:after="60"/>
+      </w:pPr>
+    </w:p>
+    <w:p>
+      <w:pPr>
+        <w:spacing w:after="140" w:line="288"/>
+        <w:jc w:val="both"/>
+      </w:pPr>
+      <w:r>
+        <w:rPr>
+          <w:rFonts w:ascii="Calibri" w:cs="Calibri" w:eastAsia="Calibri" w:hAnsi="Calibri"/>
+          <w:sz w:val="21"/>
+          <w:szCs w:val="21"/>
+        </w:rPr>
+        <w:t xml:space="preserve">Yatırım gerçekleşmezse alternatif: bootstrapping – Pro aboneliği ve paketler yarı zamanlı bir geliştiriciyi finanse ediyor, büyüme buna göre yavaşlıyor (yaklaşık temkinli senaryo). Destek programları (EXIST, girişim bursları, medya/eğitim teknolojisi destekleri) paralel olarak inceleniyor.</w:t>
+      </w:r>
+    </w:p>
+    <w:p>
+      <w:pPr>
+        <w:spacing w:after="140" w:line="288"/>
+        <w:jc w:val="both"/>
+      </w:pPr>
+      <w:r>
+        <w:rPr>
+          <w:rFonts w:ascii="Calibri" w:cs="Calibri" w:eastAsia="Calibri" w:hAnsi="Calibri"/>
+          <w:i/>
+          <w:iCs/>
+          <w:sz w:val="21"/>
+          <w:szCs w:val="21"/>
+        </w:rPr>
+        <w:t xml:space="preserve">Sürüm notu: Önceki sürümlerde yalnızca çekirdek ürün için 18–24 aylık 250–350 bin € tohum yatırım ihtiyacı yer alıyordu. 500 bin € bu rakamın yerini alıyor ve vizyon hatlarını da kapsıyor.</w:t>
       </w:r>
     </w:p>
     <w:p>
@@ -20928,7 +23102,7 @@
           <w:sz w:val="21"/>
           <w:szCs w:val="21"/>
         </w:rPr>
-        <w:t xml:space="preserve">Kurucu [İsim].</w:t>
+        <w:t xml:space="preserve">Tuncay Sancak – Kurucu &amp; Mucit, Genel Müdür.</w:t>
       </w:r>
       <w:r>
         <w:rPr>
@@ -20936,7 +23110,31 @@
           <w:sz w:val="21"/>
           <w:szCs w:val="21"/>
         </w:rPr>
-        <w:t xml:space="preserve"> Nöroçeşitlilik üzerine beş ciltlik bir çocuk kitabı serisinin yazarı (Türkçe, kitap fragmanlarıyla), canlı yayıncı, Alman-Türk, ürün vizyonu ve topluluk. LiveFX'i kendi yayınlarının hepsinde kullanıyor – hikâye moduyla kitap okuma kendi pratiğinden doğdu.</w:t>
+        <w:t xml:space="preserve"> LiveFX'i icat etti ve geliştirdi. Yazar ve canlı yayıncı, Alman-Türk; nöroçeşitlilik üzerine çocuk kitabı serisi (Türkçe, kitap fragmanlarıyla); ürün vizyonu ve topluluk. LiveFX'i kendi yayınlarının hepsinde kullanıyor – hikâye moduyla kitap okuma kendi pratiğinden doğdu.</w:t>
+      </w:r>
+    </w:p>
+    <w:p>
+      <w:pPr>
+        <w:spacing w:after="140" w:line="288"/>
+        <w:jc w:val="both"/>
+      </w:pPr>
+      <w:r>
+        <w:rPr>
+          <w:rFonts w:ascii="Calibri" w:cs="Calibri" w:eastAsia="Calibri" w:hAnsi="Calibri"/>
+          <w:b/>
+          <w:bCs/>
+          <w:sz w:val="21"/>
+          <w:szCs w:val="21"/>
+        </w:rPr>
+        <w:t xml:space="preserve">Gönül Demet – Investor Relations (yatırımcı ilişkileri).</w:t>
+      </w:r>
+      <w:r>
+        <w:rPr>
+          <w:rFonts w:ascii="Calibri" w:cs="Calibri" w:eastAsia="Calibri" w:hAnsi="Calibri"/>
+          <w:sz w:val="21"/>
+          <w:szCs w:val="21"/>
+        </w:rPr>
+        <w:t xml:space="preserve"> Yatırımcılar ve ön tohum turu için iletişim kişisi (iletişim: [E-posta] · [Telefon]).</w:t>
       </w:r>
     </w:p>
     <w:p>
@@ -23705,9 +25903,9 @@
       </w:tblPr>
       <w:tblGrid>
         <w:gridCol w:w="998"/>
-        <w:gridCol w:w="3154"/>
-        <w:gridCol w:w="3154"/>
-        <w:gridCol w:w="2332"/>
+        <w:gridCol w:w="2991"/>
+        <w:gridCol w:w="2991"/>
+        <w:gridCol w:w="2658"/>
       </w:tblGrid>
       <w:tr>
         <w:trPr>
@@ -23752,7 +25950,7 @@
         </w:tc>
         <w:tc>
           <w:tcPr>
-            <w:tcW w:type="dxa" w:w="3154"/>
+            <w:tcW w:type="dxa" w:w="2991"/>
             <w:tcBorders>
               <w:top w:val="single" w:color="C8C8D0" w:sz="4"/>
               <w:left w:val="single" w:color="C8C8D0" w:sz="4"/>
@@ -23788,7 +25986,7 @@
         </w:tc>
         <w:tc>
           <w:tcPr>
-            <w:tcW w:type="dxa" w:w="3154"/>
+            <w:tcW w:type="dxa" w:w="2991"/>
             <w:tcBorders>
               <w:top w:val="single" w:color="C8C8D0" w:sz="4"/>
               <w:left w:val="single" w:color="C8C8D0" w:sz="4"/>
@@ -23824,7 +26022,7 @@
         </w:tc>
         <w:tc>
           <w:tcPr>
-            <w:tcW w:type="dxa" w:w="2332"/>
+            <w:tcW w:type="dxa" w:w="2658"/>
             <w:tcBorders>
               <w:top w:val="single" w:color="C8C8D0" w:sz="4"/>
               <w:left w:val="single" w:color="C8C8D0" w:sz="4"/>
@@ -23900,7 +26098,7 @@
         </w:tc>
         <w:tc>
           <w:tcPr>
-            <w:tcW w:type="dxa" w:w="3154"/>
+            <w:tcW w:type="dxa" w:w="2991"/>
             <w:tcBorders>
               <w:top w:val="single" w:color="C8C8D0" w:sz="4"/>
               <w:left w:val="single" w:color="C8C8D0" w:sz="4"/>
@@ -23932,7 +26130,7 @@
         </w:tc>
         <w:tc>
           <w:tcPr>
-            <w:tcW w:type="dxa" w:w="3154"/>
+            <w:tcW w:type="dxa" w:w="2991"/>
             <w:tcBorders>
               <w:top w:val="single" w:color="C8C8D0" w:sz="4"/>
               <w:left w:val="single" w:color="C8C8D0" w:sz="4"/>
@@ -23964,33 +26162,33 @@
         </w:tc>
         <w:tc>
           <w:tcPr>
-            <w:tcW w:type="dxa" w:w="2332"/>
-            <w:tcBorders>
-              <w:top w:val="single" w:color="C8C8D0" w:sz="4"/>
-              <w:left w:val="single" w:color="C8C8D0" w:sz="4"/>
-              <w:bottom w:val="single" w:color="C8C8D0" w:sz="4"/>
-              <w:right w:val="single" w:color="C8C8D0" w:sz="4"/>
-            </w:tcBorders>
-            <w:tcMar>
-              <w:top w:type="dxa" w:w="50"/>
-              <w:left w:type="dxa" w:w="90"/>
-              <w:bottom w:type="dxa" w:w="50"/>
-              <w:right w:type="dxa" w:w="90"/>
-            </w:tcMar>
-            <w:vAlign w:val="center"/>
-          </w:tcPr>
-          <w:p>
-            <w:pPr>
-              <w:spacing w:after="20" w:before="20" w:line="252"/>
-              <w:jc w:val="left"/>
-            </w:pPr>
-            <w:r>
-              <w:rPr>
-                <w:rFonts w:ascii="Calibri" w:cs="Calibri" w:eastAsia="Calibri" w:hAnsi="Calibri"/>
-                <w:sz w:val="18"/>
-                <w:szCs w:val="18"/>
-              </w:rPr>
-              <w:t xml:space="preserve">Marka tescili, tohum yatırım görüşmeleri, danışma kuruluna davet</w:t>
+            <w:tcW w:type="dxa" w:w="2658"/>
+            <w:tcBorders>
+              <w:top w:val="single" w:color="C8C8D0" w:sz="4"/>
+              <w:left w:val="single" w:color="C8C8D0" w:sz="4"/>
+              <w:bottom w:val="single" w:color="C8C8D0" w:sz="4"/>
+              <w:right w:val="single" w:color="C8C8D0" w:sz="4"/>
+            </w:tcBorders>
+            <w:tcMar>
+              <w:top w:type="dxa" w:w="50"/>
+              <w:left w:type="dxa" w:w="90"/>
+              <w:bottom w:type="dxa" w:w="50"/>
+              <w:right w:type="dxa" w:w="90"/>
+            </w:tcMar>
+            <w:vAlign w:val="center"/>
+          </w:tcPr>
+          <w:p>
+            <w:pPr>
+              <w:spacing w:after="20" w:before="20" w:line="252"/>
+              <w:jc w:val="left"/>
+            </w:pPr>
+            <w:r>
+              <w:rPr>
+                <w:rFonts w:ascii="Calibri" w:cs="Calibri" w:eastAsia="Calibri" w:hAnsi="Calibri"/>
+                <w:sz w:val="18"/>
+                <w:szCs w:val="18"/>
+              </w:rPr>
+              <w:t xml:space="preserve">Marka tescili, ön tohum yatırım görüşmeleri (500 bin €), danışma kuruluna davet</w:t>
             </w:r>
           </w:p>
         </w:tc>
@@ -24037,7 +26235,7 @@
         </w:tc>
         <w:tc>
           <w:tcPr>
-            <w:tcW w:type="dxa" w:w="3154"/>
+            <w:tcW w:type="dxa" w:w="2991"/>
             <w:tcBorders>
               <w:top w:val="single" w:color="C8C8D0" w:sz="4"/>
               <w:left w:val="single" w:color="C8C8D0" w:sz="4"/>
@@ -24070,7 +26268,7 @@
         </w:tc>
         <w:tc>
           <w:tcPr>
-            <w:tcW w:type="dxa" w:w="3154"/>
+            <w:tcW w:type="dxa" w:w="2991"/>
             <w:tcBorders>
               <w:top w:val="single" w:color="C8C8D0" w:sz="4"/>
               <w:left w:val="single" w:color="C8C8D0" w:sz="4"/>
@@ -24103,7 +26301,7 @@
         </w:tc>
         <w:tc>
           <w:tcPr>
-            <w:tcW w:type="dxa" w:w="2332"/>
+            <w:tcW w:type="dxa" w:w="2658"/>
             <w:tcBorders>
               <w:top w:val="single" w:color="C8C8D0" w:sz="4"/>
               <w:left w:val="single" w:color="C8C8D0" w:sz="4"/>
@@ -24176,7 +26374,7 @@
         </w:tc>
         <w:tc>
           <w:tcPr>
-            <w:tcW w:type="dxa" w:w="3154"/>
+            <w:tcW w:type="dxa" w:w="2991"/>
             <w:tcBorders>
               <w:top w:val="single" w:color="C8C8D0" w:sz="4"/>
               <w:left w:val="single" w:color="C8C8D0" w:sz="4"/>
@@ -24208,7 +26406,7 @@
         </w:tc>
         <w:tc>
           <w:tcPr>
-            <w:tcW w:type="dxa" w:w="3154"/>
+            <w:tcW w:type="dxa" w:w="2991"/>
             <w:tcBorders>
               <w:top w:val="single" w:color="C8C8D0" w:sz="4"/>
               <w:left w:val="single" w:color="C8C8D0" w:sz="4"/>
@@ -24240,33 +26438,33 @@
         </w:tc>
         <w:tc>
           <w:tcPr>
-            <w:tcW w:type="dxa" w:w="2332"/>
-            <w:tcBorders>
-              <w:top w:val="single" w:color="C8C8D0" w:sz="4"/>
-              <w:left w:val="single" w:color="C8C8D0" w:sz="4"/>
-              <w:bottom w:val="single" w:color="C8C8D0" w:sz="4"/>
-              <w:right w:val="single" w:color="C8C8D0" w:sz="4"/>
-            </w:tcBorders>
-            <w:tcMar>
-              <w:top w:type="dxa" w:w="50"/>
-              <w:left w:type="dxa" w:w="90"/>
-              <w:bottom w:type="dxa" w:w="50"/>
-              <w:right w:type="dxa" w:w="90"/>
-            </w:tcMar>
-            <w:vAlign w:val="center"/>
-          </w:tcPr>
-          <w:p>
-            <w:pPr>
-              <w:spacing w:after="20" w:before="20" w:line="252"/>
-              <w:jc w:val="left"/>
-            </w:pPr>
-            <w:r>
-              <w:rPr>
-                <w:rFonts w:ascii="Calibri" w:cs="Calibri" w:eastAsia="Calibri" w:hAnsi="Calibri"/>
-                <w:sz w:val="18"/>
-                <w:szCs w:val="18"/>
-              </w:rPr>
-              <w:t xml:space="preserve">Tohum yatırım tamamlandı ya da bootstrapping yolu teyit edildi</w:t>
+            <w:tcW w:type="dxa" w:w="2658"/>
+            <w:tcBorders>
+              <w:top w:val="single" w:color="C8C8D0" w:sz="4"/>
+              <w:left w:val="single" w:color="C8C8D0" w:sz="4"/>
+              <w:bottom w:val="single" w:color="C8C8D0" w:sz="4"/>
+              <w:right w:val="single" w:color="C8C8D0" w:sz="4"/>
+            </w:tcBorders>
+            <w:tcMar>
+              <w:top w:type="dxa" w:w="50"/>
+              <w:left w:type="dxa" w:w="90"/>
+              <w:bottom w:type="dxa" w:w="50"/>
+              <w:right w:type="dxa" w:w="90"/>
+            </w:tcMar>
+            <w:vAlign w:val="center"/>
+          </w:tcPr>
+          <w:p>
+            <w:pPr>
+              <w:spacing w:after="20" w:before="20" w:line="252"/>
+              <w:jc w:val="left"/>
+            </w:pPr>
+            <w:r>
+              <w:rPr>
+                <w:rFonts w:ascii="Calibri" w:cs="Calibri" w:eastAsia="Calibri" w:hAnsi="Calibri"/>
+                <w:sz w:val="18"/>
+                <w:szCs w:val="18"/>
+              </w:rPr>
+              <w:t xml:space="preserve">Ön tohum yatırım (500 bin €) tamamlandı ya da bootstrapping yolu teyit edildi</w:t>
             </w:r>
           </w:p>
         </w:tc>
@@ -24313,7 +26511,7 @@
         </w:tc>
         <w:tc>
           <w:tcPr>
-            <w:tcW w:type="dxa" w:w="3154"/>
+            <w:tcW w:type="dxa" w:w="2991"/>
             <w:tcBorders>
               <w:top w:val="single" w:color="C8C8D0" w:sz="4"/>
               <w:left w:val="single" w:color="C8C8D0" w:sz="4"/>
@@ -24346,7 +26544,7 @@
         </w:tc>
         <w:tc>
           <w:tcPr>
-            <w:tcW w:type="dxa" w:w="3154"/>
+            <w:tcW w:type="dxa" w:w="2991"/>
             <w:tcBorders>
               <w:top w:val="single" w:color="C8C8D0" w:sz="4"/>
               <w:left w:val="single" w:color="C8C8D0" w:sz="4"/>
@@ -24379,7 +26577,7 @@
         </w:tc>
         <w:tc>
           <w:tcPr>
-            <w:tcW w:type="dxa" w:w="2332"/>
+            <w:tcW w:type="dxa" w:w="2658"/>
             <w:tcBorders>
               <w:top w:val="single" w:color="C8C8D0" w:sz="4"/>
               <w:left w:val="single" w:color="C8C8D0" w:sz="4"/>
@@ -28664,7 +30862,7 @@
         </w:rPr>
         <w:t xml:space="preserve">market.us – Live Streaming Market Report (pazar büyüklüğü, CAGR %26,7): </w:t>
       </w:r>
-      <w:hyperlink w:history="1" r:id="rIdsmg8wmwrtkwddwtjkf2sy">
+      <w:hyperlink w:history="1" r:id="rIdcbuub4dm-ksnszhbgdf2z">
         <w:r>
           <w:rPr>
             <w:rFonts w:ascii="Calibri" w:cs="Calibri" w:eastAsia="Calibri" w:hAnsi="Calibri"/>
@@ -28694,7 +30892,7 @@
         </w:rPr>
         <w:t xml:space="preserve">Gyre – Live Streaming Statistics (pazar büyüklüğü, TikTok LIVE içerik üreticisi büyümesi): </w:t>
       </w:r>
-      <w:hyperlink w:history="1" r:id="rIdw8r255jps0gyamq8ax0mz">
+      <w:hyperlink w:history="1" r:id="rIdyfhjfmeuoynl9l0sxbhqd">
         <w:r>
           <w:rPr>
             <w:rFonts w:ascii="Calibri" w:cs="Calibri" w:eastAsia="Calibri" w:hAnsi="Calibri"/>
@@ -28724,7 +30922,7 @@
         </w:rPr>
         <w:t xml:space="preserve">datarefs – Creator Economy Statistics (216 milyar USD, canlı yayın payı ~%14): </w:t>
       </w:r>
-      <w:hyperlink w:history="1" r:id="rId66e7ddkklxmmei9_uxyif">
+      <w:hyperlink w:history="1" r:id="rIdfcyvulg8imenepvomovsk">
         <w:r>
           <w:rPr>
             <w:rFonts w:ascii="Calibri" w:cs="Calibri" w:eastAsia="Calibri" w:hAnsi="Calibri"/>
@@ -28754,7 +30952,7 @@
         </w:rPr>
         <w:t xml:space="preserve">New Market Pitch – Creator Economy Market Size (260 milyar USD, CAGR %22): </w:t>
       </w:r>
-      <w:hyperlink w:history="1" r:id="rIdbw1vq1gcwc53pqf65_p3o">
+      <w:hyperlink w:history="1" r:id="rIdzo75jnoxrzs0r0nbjecgm">
         <w:r>
           <w:rPr>
             <w:rFonts w:ascii="Calibri" w:cs="Calibri" w:eastAsia="Calibri" w:hAnsi="Calibri"/>
@@ -28784,7 +30982,7 @@
         </w:rPr>
         <w:t xml:space="preserve">InfluencerFee – TikTok LIVE Gifting Revenue Guide (hediye payı, aylık 500–3.000 USD, içerik üreticisi payı %50): </w:t>
       </w:r>
-      <w:hyperlink w:history="1" r:id="rId-uo234dl2v4ngz5lrnokn">
+      <w:hyperlink w:history="1" r:id="rIdd-8lexl6anibkdsbju5vo">
         <w:r>
           <w:rPr>
             <w:rFonts w:ascii="Calibri" w:cs="Calibri" w:eastAsia="Calibri" w:hAnsi="Calibri"/>
@@ -28814,7 +31012,7 @@
         </w:rPr>
         <w:t xml:space="preserve">Muvi – How to make money on TikTok LIVE (hediye payı ~%50): </w:t>
       </w:r>
-      <w:hyperlink w:history="1" r:id="rIdv9rwceag6sf02ugvr6one">
+      <w:hyperlink w:history="1" r:id="rIdux9bcrwbyc0buyyz6rn7i">
         <w:r>
           <w:rPr>
             <w:rFonts w:ascii="Calibri" w:cs="Calibri" w:eastAsia="Calibri" w:hAnsi="Calibri"/>
@@ -28844,7 +31042,7 @@
         </w:rPr>
         <w:t xml:space="preserve">TTS Vibes – TikTok LIVE Gift Conversion Rate by Viewer: </w:t>
       </w:r>
-      <w:hyperlink w:history="1" r:id="rIdmiwpg6l6q9kdhahqehn9y">
+      <w:hyperlink w:history="1" r:id="rIdn8wnp_j3tzryzekcbnkjf">
         <w:r>
           <w:rPr>
             <w:rFonts w:ascii="Calibri" w:cs="Calibri" w:eastAsia="Calibri" w:hAnsi="Calibri"/>
@@ -28874,7 +31072,7 @@
         </w:rPr>
         <w:t xml:space="preserve">Shopify TR – TikTok ne kadar ödeme yapıyor (jeton fiyatları, komisyon): </w:t>
       </w:r>
-      <w:hyperlink w:history="1" r:id="rIdwpd8l9zbnguqomobanq9d">
+      <w:hyperlink w:history="1" r:id="rIdvyip472w6qc7h4gm1fj6y">
         <w:r>
           <w:rPr>
             <w:rFonts w:ascii="Calibri" w:cs="Calibri" w:eastAsia="Calibri" w:hAnsi="Calibri"/>
@@ -28904,7 +31102,7 @@
         </w:rPr>
         <w:t xml:space="preserve">Juntire – TikTok canlı yayın para kazanma 2026 (koşullar, jeton fiyatları): </w:t>
       </w:r>
-      <w:hyperlink w:history="1" r:id="rIdyq9lepttidzwr3dfucqp7">
+      <w:hyperlink w:history="1" r:id="rIdcpvgtv1ho63yanhu0t5ep">
         <w:r>
           <w:rPr>
             <w:rFonts w:ascii="Calibri" w:cs="Calibri" w:eastAsia="Calibri" w:hAnsi="Calibri"/>
@@ -28934,7 +31132,7 @@
         </w:rPr>
         <w:t xml:space="preserve">Milliyet – TikTok jeton ve hediye fiyatları 2025: </w:t>
       </w:r>
-      <w:hyperlink w:history="1" r:id="rId9lqa2vrhmsq9sesscdkw-">
+      <w:hyperlink w:history="1" r:id="rIdkb8hnrda2e_mrszaghewl">
         <w:r>
           <w:rPr>
             <w:rFonts w:ascii="Calibri" w:cs="Calibri" w:eastAsia="Calibri" w:hAnsi="Calibri"/>
@@ -28964,7 +31162,7 @@
         </w:rPr>
         <w:t xml:space="preserve">Capterra – Streamlabs (fiyatlar): </w:t>
       </w:r>
-      <w:hyperlink w:history="1" r:id="rIdm0b60cn2n8yqxykf3m6pj">
+      <w:hyperlink w:history="1" r:id="rIdpg57ygyei1godp2nvi7l7">
         <w:r>
           <w:rPr>
             <w:rFonts w:ascii="Calibri" w:cs="Calibri" w:eastAsia="Calibri" w:hAnsi="Calibri"/>
@@ -28994,7 +31192,7 @@
         </w:rPr>
         <w:t xml:space="preserve">CreatorStackClub – Streamlabs, StreamYard, Restream (fiyatlar): </w:t>
       </w:r>
-      <w:hyperlink w:history="1" r:id="rIdgb2v0qen9v0qwmiwvfl0b">
+      <w:hyperlink w:history="1" r:id="rIdws6l8f5d8qeke7kimx_ht">
         <w:r>
           <w:rPr>
             <w:rFonts w:ascii="Calibri" w:cs="Calibri" w:eastAsia="Calibri" w:hAnsi="Calibri"/>
@@ -29024,7 +31222,7 @@
         </w:rPr>
         <w:t xml:space="preserve">ToolChase – Voicemod (fiyatlar, işlevler): </w:t>
       </w:r>
-      <w:hyperlink w:history="1" r:id="rId7clovkfo_j3oj8y-iav8n">
+      <w:hyperlink w:history="1" r:id="rIdz3rys21t-0v6hkffpcbiy">
         <w:r>
           <w:rPr>
             <w:rFonts w:ascii="Calibri" w:cs="Calibri" w:eastAsia="Calibri" w:hAnsi="Calibri"/>
@@ -29054,7 +31252,7 @@
         </w:rPr>
         <w:t xml:space="preserve">BIGVU – How to get a TikTok stream key (1.000 takipçi, 18+): </w:t>
       </w:r>
-      <w:hyperlink w:history="1" r:id="rId_nzraq5uoaz-hzivmw4tu">
+      <w:hyperlink w:history="1" r:id="rIdb_wdnbclorvweayknwxrm">
         <w:r>
           <w:rPr>
             <w:rFonts w:ascii="Calibri" w:cs="Calibri" w:eastAsia="Calibri" w:hAnsi="Calibri"/>
@@ -29084,7 +31282,7 @@
         </w:rPr>
         <w:t xml:space="preserve">SMMNut – TikTok LIVE Studio Guide 2026: </w:t>
       </w:r>
-      <w:hyperlink w:history="1" r:id="rIdabjbzt6mufynk6lnckjda">
+      <w:hyperlink w:history="1" r:id="rId9eq7tv3iw5stfzp7qzgp-">
         <w:r>
           <w:rPr>
             <w:rFonts w:ascii="Calibri" w:cs="Calibri" w:eastAsia="Calibri" w:hAnsi="Calibri"/>
@@ -29114,7 +31312,7 @@
         </w:rPr>
         <w:t xml:space="preserve">OBS Versions – OBS TikTok Live Streaming Guide: </w:t>
       </w:r>
-      <w:hyperlink w:history="1" r:id="rIdkcgu2960-vyyfqq3flxht">
+      <w:hyperlink w:history="1" r:id="rIdg3siqbn-kmm9ptjqglgtw">
         <w:r>
           <w:rPr>
             <w:rFonts w:ascii="Calibri" w:cs="Calibri" w:eastAsia="Calibri" w:hAnsi="Calibri"/>
@@ -29144,7 +31342,7 @@
         </w:rPr>
         <w:t xml:space="preserve">Instagram – Instagram Live Producer (OBS ile masaüstünden yayın): </w:t>
       </w:r>
-      <w:hyperlink w:history="1" r:id="rIdkaca6pex8_t4w1-bpjddo">
+      <w:hyperlink w:history="1" r:id="rIdoe0jnk8jtxbspik3wxyoy">
         <w:r>
           <w:rPr>
             <w:rFonts w:ascii="Calibri" w:cs="Calibri" w:eastAsia="Calibri" w:hAnsi="Calibri"/>
@@ -29174,7 +31372,7 @@
         </w:rPr>
         <w:t xml:space="preserve">StreamYard – Streaming software for Instagram Live: </w:t>
       </w:r>
-      <w:hyperlink w:history="1" r:id="rIdcxhicjn0tjaffdb4ttjdt">
+      <w:hyperlink w:history="1" r:id="rIdzjtx259pyxgwc2vsepyjt">
         <w:r>
           <w:rPr>
             <w:rFonts w:ascii="Calibri" w:cs="Calibri" w:eastAsia="Calibri" w:hAnsi="Calibri"/>
@@ -29204,7 +31402,7 @@
         </w:rPr>
         <w:t xml:space="preserve">Börsenverein – Buchmarkt kompakt 2025/2026 (sesli kitap 374 milyon €, +%13): </w:t>
       </w:r>
-      <w:hyperlink w:history="1" r:id="rIdlxmu3-tk1f25jnzsqiobw">
+      <w:hyperlink w:history="1" r:id="rIdexuaxk72nzbntskiqdjf2">
         <w:r>
           <w:rPr>
             <w:rFonts w:ascii="Calibri" w:cs="Calibri" w:eastAsia="Calibri" w:hAnsi="Calibri"/>
@@ -29234,7 +31432,7 @@
         </w:rPr>
         <w:t xml:space="preserve">ARD/ZDF-Medienstudie 2025 (podcast %34, 23,8 milyon): </w:t>
       </w:r>
-      <w:hyperlink w:history="1" r:id="rIdurx2ncktjbdtdkf9vhwaj">
+      <w:hyperlink w:history="1" r:id="rIdjecbnkja3khcapnkya6s2">
         <w:r>
           <w:rPr>
             <w:rFonts w:ascii="Calibri" w:cs="Calibri" w:eastAsia="Calibri" w:hAnsi="Calibri"/>
@@ -29264,7 +31462,7 @@
         </w:rPr>
         <w:t xml:space="preserve">TechCrunch – YouTube'un aylık 1 milyarı aşan podcast izleyicisi: </w:t>
       </w:r>
-      <w:hyperlink w:history="1" r:id="rIdqknxvbsg8mok2ixydnupf">
+      <w:hyperlink w:history="1" r:id="rIdawyxnyb9jvq0sgmsyr_4i">
         <w:r>
           <w:rPr>
             <w:rFonts w:ascii="Calibri" w:cs="Calibri" w:eastAsia="Calibri" w:hAnsi="Calibri"/>
@@ -29294,7 +31492,7 @@
         </w:rPr>
         <w:t xml:space="preserve">Stiftung Lesen – Vorlesemonitor 2024 (sesli okuma araştırması): </w:t>
       </w:r>
-      <w:hyperlink w:history="1" r:id="rIdp909839obvtzrurmhgc8t">
+      <w:hyperlink w:history="1" r:id="rId53sfx612h_qzr6zliktww">
         <w:r>
           <w:rPr>
             <w:rFonts w:ascii="Calibri" w:cs="Calibri" w:eastAsia="Calibri" w:hAnsi="Calibri"/>
@@ -29324,7 +31522,7 @@
         </w:rPr>
         <w:t xml:space="preserve">Meticulous Research – Yapay zekâ ile video üretimi ve kurgusu 2026–2036: </w:t>
       </w:r>
-      <w:hyperlink w:history="1" r:id="rIdaw9unyonymtjh5galyf-g">
+      <w:hyperlink w:history="1" r:id="rId-52q7szbsy0ssqqrxvvw1">
         <w:r>
           <w:rPr>
             <w:rFonts w:ascii="Calibri" w:cs="Calibri" w:eastAsia="Calibri" w:hAnsi="Calibri"/>
@@ -29354,7 +31552,7 @@
         </w:rPr>
         <w:t xml:space="preserve">Google – Gemini API Pricing (Veo 3.1 Lite saniyesi 0,05 USD): </w:t>
       </w:r>
-      <w:hyperlink w:history="1" r:id="rIdspxr0t8-0c1jpznl5mqub">
+      <w:hyperlink w:history="1" r:id="rIdc0zgiz_pk024tqswkaxgr">
         <w:r>
           <w:rPr>
             <w:rFonts w:ascii="Calibri" w:cs="Calibri" w:eastAsia="Calibri" w:hAnsi="Calibri"/>
@@ -29384,7 +31582,7 @@
         </w:rPr>
         <w:t xml:space="preserve">Veo 3 API Pricing 2026 (saniyesi 0,75 USD'ye kadar): </w:t>
       </w:r>
-      <w:hyperlink w:history="1" r:id="rIdmwb0ywukqn3yzo3sylqco">
+      <w:hyperlink w:history="1" r:id="rIdpjg-yne1d_cjyxsllq-fj">
         <w:r>
           <w:rPr>
             <w:rFonts w:ascii="Calibri" w:cs="Calibri" w:eastAsia="Calibri" w:hAnsi="Calibri"/>
@@ -29414,7 +31612,7 @@
         </w:rPr>
         <w:t xml:space="preserve">CNBC – Synthesia: değerleme ve ARR: </w:t>
       </w:r>
-      <w:hyperlink w:history="1" r:id="rIdjj_dzcybx5dib9yyvgggm">
+      <w:hyperlink w:history="1" r:id="rIdl2icxy3xamfag9ballljl">
         <w:r>
           <w:rPr>
             <w:rFonts w:ascii="Calibri" w:cs="Calibri" w:eastAsia="Calibri" w:hAnsi="Calibri"/>
@@ -29444,7 +31642,7 @@
         </w:rPr>
         <w:t xml:space="preserve">web.dev – WebGPU tüm büyük tarayıcılarda: </w:t>
       </w:r>
-      <w:hyperlink w:history="1" r:id="rIdaur5leobsbh1-ehlju4kc">
+      <w:hyperlink w:history="1" r:id="rIdpil2mjsofxvusztmyhgkq">
         <w:r>
           <w:rPr>
             <w:rFonts w:ascii="Calibri" w:cs="Calibri" w:eastAsia="Calibri" w:hAnsi="Calibri"/>
@@ -29491,7 +31689,7 @@
         </w:rPr>
         <w:t xml:space="preserve">): </w:t>
       </w:r>
-      <w:hyperlink w:history="1" r:id="rIdupboajgwtkgkhxesuozmm">
+      <w:hyperlink w:history="1" r:id="rIdsszwyrljn4dzi2cmhqvr_">
         <w:r>
           <w:rPr>
             <w:rFonts w:ascii="Calibri" w:cs="Calibri" w:eastAsia="Calibri" w:hAnsi="Calibri"/>
@@ -29521,7 +31719,7 @@
         </w:rPr>
         <w:t xml:space="preserve">MDN – SpeechSynthesis: </w:t>
       </w:r>
-      <w:hyperlink w:history="1" r:id="rId8noq4f8v21umocvkoaquh">
+      <w:hyperlink w:history="1" r:id="rId6ne2vpgn-4boflykj9o0c">
         <w:r>
           <w:rPr>
             <w:rFonts w:ascii="Calibri" w:cs="Calibri" w:eastAsia="Calibri" w:hAnsi="Calibri"/>
@@ -29551,7 +31749,7 @@
         </w:rPr>
         <w:t xml:space="preserve">Google Noto Emoji (Apache 2.0): </w:t>
       </w:r>
-      <w:hyperlink w:history="1" r:id="rIdnqcholvm-f-5uv8axzqdp">
+      <w:hyperlink w:history="1" r:id="rIdrgw4ztbateajmzfzh75f9">
         <w:r>
           <w:rPr>
             <w:rFonts w:ascii="Calibri" w:cs="Calibri" w:eastAsia="Calibri" w:hAnsi="Calibri"/>
@@ -29581,7 +31779,7 @@
         </w:rPr>
         <w:t xml:space="preserve">OpenMoji FAQ (CC BY-SA 4.0): </w:t>
       </w:r>
-      <w:hyperlink w:history="1" r:id="rIdq2ou8jojjfl-smp-nm71x">
+      <w:hyperlink w:history="1" r:id="rIddpvmvxop6umma8semcobo">
         <w:r>
           <w:rPr>
             <w:rFonts w:ascii="Calibri" w:cs="Calibri" w:eastAsia="Calibri" w:hAnsi="Calibri"/>
@@ -29611,7 +31809,7 @@
         </w:rPr>
         <w:t xml:space="preserve">Duolingo – 2026 2. çeyrek hissedar mektubu (SEC): </w:t>
       </w:r>
-      <w:hyperlink w:history="1" r:id="rIdz6t-jqou7wos49okk04wo">
+      <w:hyperlink w:history="1" r:id="rIde2nlrxeosevknfzxslt0o">
         <w:r>
           <w:rPr>
             <w:rFonts w:ascii="Calibri" w:cs="Calibri" w:eastAsia="Calibri" w:hAnsi="Calibri"/>
@@ -29641,7 +31839,7 @@
         </w:rPr>
         <w:t xml:space="preserve">Business of Apps – Language Learning App Market: </w:t>
       </w:r>
-      <w:hyperlink w:history="1" r:id="rIdtjywbsqbcl55z4m4gjf2_">
+      <w:hyperlink w:history="1" r:id="rId4gvv81znrxj9ygi8ae39s">
         <w:r>
           <w:rPr>
             <w:rFonts w:ascii="Calibri" w:cs="Calibri" w:eastAsia="Calibri" w:hAnsi="Calibri"/>
@@ -29671,7 +31869,7 @@
         </w:rPr>
         <w:t xml:space="preserve">Mordor Intelligence – Language Learning Market: </w:t>
       </w:r>
-      <w:hyperlink w:history="1" r:id="rId9o2ipj56d6jsvvbmhymsp">
+      <w:hyperlink w:history="1" r:id="rIdvwhtpr_e_poggu5jsplsc">
         <w:r>
           <w:rPr>
             <w:rFonts w:ascii="Calibri" w:cs="Calibri" w:eastAsia="Calibri" w:hAnsi="Calibri"/>
@@ -29701,7 +31899,7 @@
         </w:rPr>
         <w:t xml:space="preserve">GlobeNewswire – Lingokids 120 milyon USD: </w:t>
       </w:r>
-      <w:hyperlink w:history="1" r:id="rIdadtgefggiem_ttgueiohz">
+      <w:hyperlink w:history="1" r:id="rIdrgzcp6-tlemrkszd8ggum">
         <w:r>
           <w:rPr>
             <w:rFonts w:ascii="Calibri" w:cs="Calibri" w:eastAsia="Calibri" w:hAnsi="Calibri"/>
@@ -29731,7 +31929,7 @@
         </w:rPr>
         <w:t xml:space="preserve">BAMF – 2025 uyum kursu rakamları: </w:t>
       </w:r>
-      <w:hyperlink w:history="1" r:id="rIdyvjnvoisqd9s_rntyg-ip">
+      <w:hyperlink w:history="1" r:id="rIdcb6ka5dqesrrdotpgtwfu">
         <w:r>
           <w:rPr>
             <w:rFonts w:ascii="Calibri" w:cs="Calibri" w:eastAsia="Calibri" w:hAnsi="Calibri"/>
@@ -29761,7 +31959,7 @@
         </w:rPr>
         <w:t xml:space="preserve">bpb – Ailede farklı dil konuşan öğrenciler: </w:t>
       </w:r>
-      <w:hyperlink w:history="1" r:id="rId4smcj-s85587li61yd86k">
+      <w:hyperlink w:history="1" r:id="rIdcy9c5q8d1dmbbu3m7ewwz">
         <w:r>
           <w:rPr>
             <w:rFonts w:ascii="Calibri" w:cs="Calibri" w:eastAsia="Calibri" w:hAnsi="Calibri"/>
@@ -29791,7 +31989,7 @@
         </w:rPr>
         <w:t xml:space="preserve">Destatis – Göç geçmişi 2025: </w:t>
       </w:r>
-      <w:hyperlink w:history="1" r:id="rIdg8hwtprcwvjfum7yi4yle">
+      <w:hyperlink w:history="1" r:id="rIdbamngvpwv3hsj7gsy4mmn">
         <w:r>
           <w:rPr>
             <w:rFonts w:ascii="Calibri" w:cs="Calibri" w:eastAsia="Calibri" w:hAnsi="Calibri"/>
@@ -29821,7 +32019,7 @@
         </w:rPr>
         <w:t xml:space="preserve">Deutsches Schulportal – IGLU okuma becerisi: </w:t>
       </w:r>
-      <w:hyperlink w:history="1" r:id="rIdwuhpaa2ro9t4xlfiobepi">
+      <w:hyperlink w:history="1" r:id="rIdbq1f-detzdk4xi9nfz1ea">
         <w:r>
           <w:rPr>
             <w:rFonts w:ascii="Calibri" w:cs="Calibri" w:eastAsia="Calibri" w:hAnsi="Calibri"/>
@@ -29851,7 +32049,7 @@
         </w:rPr>
         <w:t xml:space="preserve">Deutsches Schulportal – DigitalPakt 2.0: </w:t>
       </w:r>
-      <w:hyperlink w:history="1" r:id="rIdantf6ijybwoxwonlw-lih">
+      <w:hyperlink w:history="1" r:id="rIdn6qduxboc8wwxqb5tneye">
         <w:r>
           <w:rPr>
             <w:rFonts w:ascii="Calibri" w:cs="Calibri" w:eastAsia="Calibri" w:hAnsi="Calibri"/>
@@ -29881,7 +32079,7 @@
         </w:rPr>
         <w:t xml:space="preserve">ANTON – Okul lisansı sipariş belgeleri: </w:t>
       </w:r>
-      <w:hyperlink w:history="1" r:id="rIdos8myxpqx4-ki6hplqbbp">
+      <w:hyperlink w:history="1" r:id="rIdzepykq5sle0o0w09rrzh2">
         <w:r>
           <w:rPr>
             <w:rFonts w:ascii="Calibri" w:cs="Calibri" w:eastAsia="Calibri" w:hAnsi="Calibri"/>
@@ -29911,7 +32109,7 @@
         </w:rPr>
         <w:t xml:space="preserve">Microsoft – Reading Coach: </w:t>
       </w:r>
-      <w:hyperlink w:history="1" r:id="rIdt7pzndzt7duqljls-50vu">
+      <w:hyperlink w:history="1" r:id="rIdxxmhrpxev3fb0nk72vv4s">
         <w:r>
           <w:rPr>
             <w:rFonts w:ascii="Calibri" w:cs="Calibri" w:eastAsia="Calibri" w:hAnsi="Calibri"/>
@@ -29941,7 +32139,7 @@
         </w:rPr>
         <w:t xml:space="preserve">Google – Read Along: </w:t>
       </w:r>
-      <w:hyperlink w:history="1" r:id="rIdiek_faqsbasubg08rola1">
+      <w:hyperlink w:history="1" r:id="rIdupu1yif0zvnt_zdaw4f1v">
         <w:r>
           <w:rPr>
             <w:rFonts w:ascii="Calibri" w:cs="Calibri" w:eastAsia="Calibri" w:hAnsi="Calibri"/>
@@ -29971,7 +32169,7 @@
         </w:rPr>
         <w:t xml:space="preserve">Piper TTS: </w:t>
       </w:r>
-      <w:hyperlink w:history="1" r:id="rIdqxrjdswmsq_oipegfmpqj">
+      <w:hyperlink w:history="1" r:id="rIdxfceskg5nk5jaqahtbfc_">
         <w:r>
           <w:rPr>
             <w:rFonts w:ascii="Calibri" w:cs="Calibri" w:eastAsia="Calibri" w:hAnsi="Calibri"/>
@@ -30001,7 +32199,7 @@
         </w:rPr>
         <w:t xml:space="preserve">IDC – Akıllı gözlükler 2026: </w:t>
       </w:r>
-      <w:hyperlink w:history="1" r:id="rId_7nr3tb2snvwuu09bbrdj">
+      <w:hyperlink w:history="1" r:id="rIdoytebpggmavnajkztqi-3">
         <w:r>
           <w:rPr>
             <w:rFonts w:ascii="Calibri" w:cs="Calibri" w:eastAsia="Calibri" w:hAnsi="Calibri"/>
@@ -30031,7 +32229,7 @@
         </w:rPr>
         <w:t xml:space="preserve">gHacks – Meta Ray-Ban Display web uygulamalarına açıldı: </w:t>
       </w:r>
-      <w:hyperlink w:history="1" r:id="rId4c2vciymihsiknl5fayng">
+      <w:hyperlink w:history="1" r:id="rIdkx3xew6uknspvoq8mqykn">
         <w:r>
           <w:rPr>
             <w:rFonts w:ascii="Calibri" w:cs="Calibri" w:eastAsia="Calibri" w:hAnsi="Calibri"/>
@@ -30061,7 +32259,7 @@
         </w:rPr>
         <w:t xml:space="preserve">W3C Immersive Web – WebXR DOM Overlays: </w:t>
       </w:r>
-      <w:hyperlink w:history="1" r:id="rIdw4vdiqzpwlf4sott1cpw4">
+      <w:hyperlink w:history="1" r:id="rId-3jbkvn8vsnymjikksnpk">
         <w:r>
           <w:rPr>
             <w:rFonts w:ascii="Calibri" w:cs="Calibri" w:eastAsia="Calibri" w:hAnsi="Calibri"/>
@@ -30091,7 +32289,7 @@
         </w:rPr>
         <w:t xml:space="preserve">MDN – WebXR Device API: </w:t>
       </w:r>
-      <w:hyperlink w:history="1" r:id="rIdznv7aef--suxj8n-o603l">
+      <w:hyperlink w:history="1" r:id="rIdq4ke8cwwa05asf1qj_rkf">
         <w:r>
           <w:rPr>
             <w:rFonts w:ascii="Calibri" w:cs="Calibri" w:eastAsia="Calibri" w:hAnsi="Calibri"/>
@@ -30121,7 +32319,7 @@
         </w:rPr>
         <w:t xml:space="preserve">Resolume – Avenue/Arena fiyatları: </w:t>
       </w:r>
-      <w:hyperlink w:history="1" r:id="rId5447vyyux37snyfwrfsws">
+      <w:hyperlink w:history="1" r:id="rIdlqdpnlchon3avpl9il2rk">
         <w:r>
           <w:rPr>
             <w:rFonts w:ascii="Calibri" w:cs="Calibri" w:eastAsia="Calibri" w:hAnsi="Calibri"/>
@@ -30151,7 +32349,7 @@
         </w:rPr>
         <w:t xml:space="preserve">Musikwoche – tonies 2025 cirosu: </w:t>
       </w:r>
-      <w:hyperlink w:history="1" r:id="rIdxcowicx4hikykndjpyvqc">
+      <w:hyperlink w:history="1" r:id="rIdilqbc0wfijqfwl1ikqonf">
         <w:r>
           <w:rPr>
             <w:rFonts w:ascii="Calibri" w:cs="Calibri" w:eastAsia="Calibri" w:hAnsi="Calibri"/>
@@ -30181,7 +32379,7 @@
         </w:rPr>
         <w:t xml:space="preserve">The Business Research Company – Video Editing Software: </w:t>
       </w:r>
-      <w:hyperlink w:history="1" r:id="rIduwkzjovaf5zkrbr21kggz">
+      <w:hyperlink w:history="1" r:id="rId087qkumxxw4exv0k3xk8z">
         <w:r>
           <w:rPr>
             <w:rFonts w:ascii="Calibri" w:cs="Calibri" w:eastAsia="Calibri" w:hAnsi="Calibri"/>
@@ -30211,7 +32409,7 @@
         </w:rPr>
         <w:t xml:space="preserve">Expanded Ramblings – CapCut istatistikleri (Sensor Tower): </w:t>
       </w:r>
-      <w:hyperlink w:history="1" r:id="rId0jqwy3yg89je3i590tsbk">
+      <w:hyperlink w:history="1" r:id="rIdtydmjeafl6cwzpdvsw-cg">
         <w:r>
           <w:rPr>
             <w:rFonts w:ascii="Calibri" w:cs="Calibri" w:eastAsia="Calibri" w:hAnsi="Calibri"/>
@@ -30241,7 +32439,7 @@
         </w:rPr>
         <w:t xml:space="preserve">Sacra – OpusClip: </w:t>
       </w:r>
-      <w:hyperlink w:history="1" r:id="rIddnmqn7w2w-vxdwmrqdj2c">
+      <w:hyperlink w:history="1" r:id="rIdnocrkjda_oht_piiouhcz">
         <w:r>
           <w:rPr>
             <w:rFonts w:ascii="Calibri" w:cs="Calibri" w:eastAsia="Calibri" w:hAnsi="Calibri"/>
@@ -30271,7 +32469,7 @@
         </w:rPr>
         <w:t xml:space="preserve">ngram – OpusClip vs. Submagic (fiyatlar): </w:t>
       </w:r>
-      <w:hyperlink w:history="1" r:id="rIdf7kmmogdwy_8eisow45zx">
+      <w:hyperlink w:history="1" r:id="rId2pb8xbn3intoocxhn0s07">
         <w:r>
           <w:rPr>
             <w:rFonts w:ascii="Calibri" w:cs="Calibri" w:eastAsia="Calibri" w:hAnsi="Calibri"/>
@@ -30301,7 +32499,7 @@
         </w:rPr>
         <w:t xml:space="preserve">Castmagic – Descript Pricing: </w:t>
       </w:r>
-      <w:hyperlink w:history="1" r:id="rIdvew35epntwo19sm2ujfh_">
+      <w:hyperlink w:history="1" r:id="rIdrv7r4zl2b-2f8vm2zmtyh">
         <w:r>
           <w:rPr>
             <w:rFonts w:ascii="Calibri" w:cs="Calibri" w:eastAsia="Calibri" w:hAnsi="Calibri"/>
@@ -30331,7 +32529,7 @@
         </w:rPr>
         <w:t xml:space="preserve">CNBC – Canva, Cavalry ve MangoAI'yi satın aldı: </w:t>
       </w:r>
-      <w:hyperlink w:history="1" r:id="rIdiwuf2k0ogww8k6kmz8fje">
+      <w:hyperlink w:history="1" r:id="rIdbo2oodhipwwgsg9krqpxh">
         <w:r>
           <w:rPr>
             <w:rFonts w:ascii="Calibri" w:cs="Calibri" w:eastAsia="Calibri" w:hAnsi="Calibri"/>
@@ -30361,7 +32559,7 @@
         </w:rPr>
         <w:t xml:space="preserve">caniuse – WebCodecs: </w:t>
       </w:r>
-      <w:hyperlink w:history="1" r:id="rIdd6_ktvfac5shhodhvd8yy">
+      <w:hyperlink w:history="1" r:id="rIdu1-cqtnpplcuq9usrkaom">
         <w:r>
           <w:rPr>
             <w:rFonts w:ascii="Calibri" w:cs="Calibri" w:eastAsia="Calibri" w:hAnsi="Calibri"/>
@@ -30391,7 +32589,7 @@
         </w:rPr>
         <w:t xml:space="preserve">WebKit – Features in Safari 26.0 (AudioEncoder): </w:t>
       </w:r>
-      <w:hyperlink w:history="1" r:id="rIdx9fwnfjdxdncnze__q9jz">
+      <w:hyperlink w:history="1" r:id="rIdwzph8jvsaqiqityoyqo8l">
         <w:r>
           <w:rPr>
             <w:rFonts w:ascii="Calibri" w:cs="Calibri" w:eastAsia="Calibri" w:hAnsi="Calibri"/>
@@ -30421,7 +32619,7 @@
         </w:rPr>
         <w:t xml:space="preserve">Mediabunny: </w:t>
       </w:r>
-      <w:hyperlink w:history="1" r:id="rIdwx5rc9jy2aculhpltmlzz">
+      <w:hyperlink w:history="1" r:id="rIdtqb3hie4phylznowonpn5">
         <w:r>
           <w:rPr>
             <w:rFonts w:ascii="Calibri" w:cs="Calibri" w:eastAsia="Calibri" w:hAnsi="Calibri"/>
@@ -30451,7 +32649,7 @@
         </w:rPr>
         <w:t xml:space="preserve">Xenova – whisper-web (WebGPU): </w:t>
       </w:r>
-      <w:hyperlink w:history="1" r:id="rIdpd3mrjskbsqxv-grkipzs">
+      <w:hyperlink w:history="1" r:id="rIduplth26y6yj1udlh15jts">
         <w:r>
           <w:rPr>
             <w:rFonts w:ascii="Calibri" w:cs="Calibri" w:eastAsia="Calibri" w:hAnsi="Calibri"/>
